--- a/06-学生侧材料/讲义/结构化学/原子结构/原子结构补充-超级充实版（自学完整）.docx
+++ b/06-学生侧材料/讲义/结构化学/原子结构/原子结构补充-超级充实版（自学完整）.docx
@@ -2593,7 +2593,7 @@
           <w:rStyle w:val="VerbatimChar"/>
           <w:rFonts w:ascii="Times New Roman" w:hAnsi="Times New Roman" w:eastAsia="Times New Roman" w:cs="Times New Roman"/>
         </w:rPr>
-        <w:t xml:space="preserve">Z*</w:t>
+        <w:t xml:space="preserve">$Z^{*}$</w:t>
       </w:r>
       <w:r>
         <w:rPr>
@@ -3212,7 +3212,7 @@
           <w:rStyle w:val="VerbatimChar"/>
           <w:rFonts w:ascii="Times New Roman" w:hAnsi="Times New Roman" w:eastAsia="Times New Roman" w:cs="Times New Roman"/>
         </w:rPr>
-        <w:t xml:space="preserve">Z*</w:t>
+        <w:t xml:space="preserve">$Z^{*}$</w:t>
       </w:r>
       <w:r>
         <w:rPr>
@@ -3397,7 +3397,7 @@
                 <w:rStyle w:val="VerbatimChar"/>
                 <w:rFonts w:ascii="Times New Roman" w:hAnsi="Times New Roman" w:eastAsia="Times New Roman" w:cs="Times New Roman"/>
               </w:rPr>
-              <w:t xml:space="preserve">Z*</w:t>
+              <w:t xml:space="preserve">$Z^{*}$</w:t>
             </w:r>
           </w:p>
         </w:tc>
@@ -4775,15 +4775,7 @@
           <w:rStyle w:val="VerbatimChar"/>
           <w:rFonts w:ascii="Times New Roman" w:hAnsi="Times New Roman" w:eastAsia="Times New Roman" w:cs="Times New Roman"/>
         </w:rPr>
-        <w:t>2p</w:t>
-      </w:r>
-      <w:r>
-        <w:rPr>
-          <w:rStyle w:val="VerbatimChar"/>
-          <w:rFonts w:ascii="Times New Roman" w:hAnsi="Times New Roman" w:eastAsia="Times New Roman" w:cs="Times New Roman"/>
-          <w:vertAlign w:val="superscript"/>
-        </w:rPr>
-        <w:t>2</w:t>
+        <w:t xml:space="preserve">$2p^2$</w:t>
       </w:r>
       <w:r>
         <w:rPr>
@@ -5194,15 +5186,7 @@
                 <w:rStyle w:val="VerbatimChar"/>
                 <w:rFonts w:ascii="Times New Roman" w:hAnsi="Times New Roman" w:eastAsia="Times New Roman" w:cs="Times New Roman"/>
               </w:rPr>
-              <w:t>p</w:t>
-            </w:r>
-            <w:r>
-              <w:rPr>
-                <w:rStyle w:val="VerbatimChar"/>
-                <w:rFonts w:ascii="Times New Roman" w:hAnsi="Times New Roman" w:eastAsia="Times New Roman" w:cs="Times New Roman"/>
-                <w:vertAlign w:val="superscript"/>
-              </w:rPr>
-              <w:t>1</w:t>
+              <w:t xml:space="preserve">$p^1$</w:t>
             </w:r>
           </w:p>
         </w:tc>
@@ -5279,15 +5263,7 @@
                 <w:rStyle w:val="VerbatimChar"/>
                 <w:rFonts w:ascii="Times New Roman" w:hAnsi="Times New Roman" w:eastAsia="Times New Roman" w:cs="Times New Roman"/>
               </w:rPr>
-              <w:t>p</w:t>
-            </w:r>
-            <w:r>
-              <w:rPr>
-                <w:rStyle w:val="VerbatimChar"/>
-                <w:rFonts w:ascii="Times New Roman" w:hAnsi="Times New Roman" w:eastAsia="Times New Roman" w:cs="Times New Roman"/>
-                <w:vertAlign w:val="superscript"/>
-              </w:rPr>
-              <w:t>2</w:t>
+              <w:t xml:space="preserve">$p^2$</w:t>
             </w:r>
           </w:p>
         </w:tc>
@@ -5321,15 +5297,7 @@
                 <w:rStyle w:val="VerbatimChar"/>
                 <w:rFonts w:ascii="Times New Roman" w:hAnsi="Times New Roman" w:eastAsia="Times New Roman" w:cs="Times New Roman"/>
               </w:rPr>
-              <w:t>p</w:t>
-            </w:r>
-            <w:r>
-              <w:rPr>
-                <w:rStyle w:val="VerbatimChar"/>
-                <w:rFonts w:ascii="Times New Roman" w:hAnsi="Times New Roman" w:eastAsia="Times New Roman" w:cs="Times New Roman"/>
-                <w:vertAlign w:val="superscript"/>
-              </w:rPr>
-              <w:t>3</w:t>
+              <w:t xml:space="preserve">$p^3$</w:t>
             </w:r>
           </w:p>
         </w:tc>
@@ -5363,15 +5331,7 @@
                 <w:rStyle w:val="VerbatimChar"/>
                 <w:rFonts w:ascii="Times New Roman" w:hAnsi="Times New Roman" w:eastAsia="Times New Roman" w:cs="Times New Roman"/>
               </w:rPr>
-              <w:t>p</w:t>
-            </w:r>
-            <w:r>
-              <w:rPr>
-                <w:rStyle w:val="VerbatimChar"/>
-                <w:rFonts w:ascii="Times New Roman" w:hAnsi="Times New Roman" w:eastAsia="Times New Roman" w:cs="Times New Roman"/>
-                <w:vertAlign w:val="superscript"/>
-              </w:rPr>
-              <w:t>4</w:t>
+              <w:t xml:space="preserve">$p^4$</w:t>
             </w:r>
           </w:p>
         </w:tc>
@@ -5405,15 +5365,7 @@
                 <w:rStyle w:val="VerbatimChar"/>
                 <w:rFonts w:ascii="Times New Roman" w:hAnsi="Times New Roman" w:eastAsia="Times New Roman" w:cs="Times New Roman"/>
               </w:rPr>
-              <w:t>p</w:t>
-            </w:r>
-            <w:r>
-              <w:rPr>
-                <w:rStyle w:val="VerbatimChar"/>
-                <w:rFonts w:ascii="Times New Roman" w:hAnsi="Times New Roman" w:eastAsia="Times New Roman" w:cs="Times New Roman"/>
-                <w:vertAlign w:val="superscript"/>
-              </w:rPr>
-              <w:t>5</w:t>
+              <w:t xml:space="preserve">$p^5$</w:t>
             </w:r>
           </w:p>
         </w:tc>
@@ -5447,15 +5399,7 @@
                 <w:rStyle w:val="VerbatimChar"/>
                 <w:rFonts w:ascii="Times New Roman" w:hAnsi="Times New Roman" w:eastAsia="Times New Roman" w:cs="Times New Roman"/>
               </w:rPr>
-              <w:t>d</w:t>
-            </w:r>
-            <w:r>
-              <w:rPr>
-                <w:rStyle w:val="VerbatimChar"/>
-                <w:rFonts w:ascii="Times New Roman" w:hAnsi="Times New Roman" w:eastAsia="Times New Roman" w:cs="Times New Roman"/>
-                <w:vertAlign w:val="superscript"/>
-              </w:rPr>
-              <w:t>1</w:t>
+              <w:t xml:space="preserve">$d^1$</w:t>
             </w:r>
           </w:p>
         </w:tc>
@@ -5514,15 +5458,7 @@
                 <w:rStyle w:val="VerbatimChar"/>
                 <w:rFonts w:ascii="Times New Roman" w:hAnsi="Times New Roman" w:eastAsia="Times New Roman" w:cs="Times New Roman"/>
               </w:rPr>
-              <w:t>d</w:t>
-            </w:r>
-            <w:r>
-              <w:rPr>
-                <w:rStyle w:val="VerbatimChar"/>
-                <w:rFonts w:ascii="Times New Roman" w:hAnsi="Times New Roman" w:eastAsia="Times New Roman" w:cs="Times New Roman"/>
-                <w:vertAlign w:val="superscript"/>
-              </w:rPr>
-              <w:t>5</w:t>
+              <w:t xml:space="preserve">$d^5$</w:t>
             </w:r>
             <w:r>
               <w:rPr>
@@ -5684,36 +5620,20 @@
           <w:rStyle w:val="VerbatimChar"/>
           <w:rFonts w:ascii="Times New Roman" w:hAnsi="Times New Roman" w:eastAsia="Times New Roman" w:cs="Times New Roman"/>
         </w:rPr>
-        <w:t>p</w:t>
+        <w:t xml:space="preserve">$p^2$</w:t>
+      </w:r>
+      <w:r>
+        <w:rPr>
+          <w:rFonts w:ascii="Times New Roman" w:hAnsi="Times New Roman" w:eastAsia="Times New Roman" w:cs="Times New Roman"/>
+        </w:rPr>
+        <w:t xml:space="preserve">、</w:t>
       </w:r>
       <w:r>
         <w:rPr>
           <w:rStyle w:val="VerbatimChar"/>
           <w:rFonts w:ascii="Times New Roman" w:hAnsi="Times New Roman" w:eastAsia="Times New Roman" w:cs="Times New Roman"/>
-          <w:vertAlign w:val="superscript"/>
-        </w:rPr>
-        <w:t>2</w:t>
-      </w:r>
-      <w:r>
-        <w:rPr>
-          <w:rFonts w:ascii="Times New Roman" w:hAnsi="Times New Roman" w:eastAsia="Times New Roman" w:cs="Times New Roman"/>
-        </w:rPr>
-        <w:t xml:space="preserve">、</w:t>
-      </w:r>
-      <w:r>
-        <w:rPr>
-          <w:rStyle w:val="VerbatimChar"/>
-          <w:rFonts w:ascii="Times New Roman" w:hAnsi="Times New Roman" w:eastAsia="Times New Roman" w:cs="Times New Roman"/>
-        </w:rPr>
-        <w:t>p</w:t>
-      </w:r>
-      <w:r>
-        <w:rPr>
-          <w:rStyle w:val="VerbatimChar"/>
-          <w:rFonts w:ascii="Times New Roman" w:hAnsi="Times New Roman" w:eastAsia="Times New Roman" w:cs="Times New Roman"/>
-          <w:vertAlign w:val="superscript"/>
-        </w:rPr>
-        <w:t>3</w:t>
+        </w:rPr>
+        <w:t xml:space="preserve">$p^3$</w:t>
       </w:r>
       <w:r>
         <w:rPr>
@@ -6145,15 +6065,7 @@
           <w:rStyle w:val="VerbatimChar"/>
           <w:rFonts w:ascii="Times New Roman" w:hAnsi="Times New Roman" w:eastAsia="Times New Roman" w:cs="Times New Roman"/>
         </w:rPr>
-        <w:t>2p</w:t>
-      </w:r>
-      <w:r>
-        <w:rPr>
-          <w:rStyle w:val="VerbatimChar"/>
-          <w:rFonts w:ascii="Times New Roman" w:hAnsi="Times New Roman" w:eastAsia="Times New Roman" w:cs="Times New Roman"/>
-          <w:vertAlign w:val="superscript"/>
-        </w:rPr>
-        <w:t>2</w:t>
+        <w:t xml:space="preserve">$2p^2$</w:t>
       </w:r>
       <w:r>
         <w:rPr>
@@ -6249,15 +6161,7 @@
           <w:rStyle w:val="VerbatimChar"/>
           <w:rFonts w:ascii="Times New Roman" w:hAnsi="Times New Roman" w:eastAsia="Times New Roman" w:cs="Times New Roman"/>
         </w:rPr>
-        <w:t>2p</w:t>
-      </w:r>
-      <w:r>
-        <w:rPr>
-          <w:rStyle w:val="VerbatimChar"/>
-          <w:rFonts w:ascii="Times New Roman" w:hAnsi="Times New Roman" w:eastAsia="Times New Roman" w:cs="Times New Roman"/>
-          <w:vertAlign w:val="superscript"/>
-        </w:rPr>
-        <w:t>4</w:t>
+        <w:t xml:space="preserve">$2p^4$</w:t>
       </w:r>
       <w:r>
         <w:rPr>
@@ -6557,15 +6461,7 @@
           <w:rStyle w:val="VerbatimChar"/>
           <w:rFonts w:ascii="Times New Roman" w:hAnsi="Times New Roman" w:eastAsia="Times New Roman" w:cs="Times New Roman"/>
         </w:rPr>
-        <w:t>p</w:t>
-      </w:r>
-      <w:r>
-        <w:rPr>
-          <w:rStyle w:val="VerbatimChar"/>
-          <w:rFonts w:ascii="Times New Roman" w:hAnsi="Times New Roman" w:eastAsia="Times New Roman" w:cs="Times New Roman"/>
-          <w:vertAlign w:val="superscript"/>
-        </w:rPr>
-        <w:t>5</w:t>
+        <w:t xml:space="preserve">$p^5$</w:t>
       </w:r>
       <w:r>
         <w:rPr>
@@ -6618,15 +6514,7 @@
           <w:rStyle w:val="VerbatimChar"/>
           <w:rFonts w:ascii="Times New Roman" w:hAnsi="Times New Roman" w:eastAsia="Times New Roman" w:cs="Times New Roman"/>
         </w:rPr>
-        <w:t>p</w:t>
-      </w:r>
-      <w:r>
-        <w:rPr>
-          <w:rStyle w:val="VerbatimChar"/>
-          <w:rFonts w:ascii="Times New Roman" w:hAnsi="Times New Roman" w:eastAsia="Times New Roman" w:cs="Times New Roman"/>
-          <w:vertAlign w:val="superscript"/>
-        </w:rPr>
-        <w:t>4</w:t>
+        <w:t xml:space="preserve">$p^4$</w:t>
       </w:r>
       <w:r>
         <w:rPr>
@@ -6708,48 +6596,32 @@
           <w:rStyle w:val="VerbatimChar"/>
           <w:rFonts w:ascii="Times New Roman" w:hAnsi="Times New Roman" w:eastAsia="Times New Roman" w:cs="Times New Roman"/>
         </w:rPr>
-        <w:t>p</w:t>
+        <w:t xml:space="preserve">$p^1$</w:t>
+      </w:r>
+      <w:r>
+        <w:rPr>
+          <w:rFonts w:ascii="Times New Roman" w:hAnsi="Times New Roman" w:eastAsia="Times New Roman" w:cs="Times New Roman"/>
+        </w:rPr>
+        <w:t xml:space="preserve"> </w:t>
+      </w:r>
+      <w:r>
+        <w:rPr>
+          <w:rFonts w:hint="eastAsia" w:ascii="Times New Roman" w:hAnsi="Times New Roman" w:eastAsia="FangSong" w:cs="Times New Roman"/>
+        </w:rPr>
+        <w:t xml:space="preserve">和</w:t>
+      </w:r>
+      <w:r>
+        <w:rPr>
+          <w:rFonts w:ascii="Times New Roman" w:hAnsi="Times New Roman" w:eastAsia="Times New Roman" w:cs="Times New Roman"/>
+        </w:rPr>
+        <w:t xml:space="preserve"> </w:t>
       </w:r>
       <w:r>
         <w:rPr>
           <w:rStyle w:val="VerbatimChar"/>
           <w:rFonts w:ascii="Times New Roman" w:hAnsi="Times New Roman" w:eastAsia="Times New Roman" w:cs="Times New Roman"/>
-          <w:vertAlign w:val="superscript"/>
-        </w:rPr>
-        <w:t>1</w:t>
-      </w:r>
-      <w:r>
-        <w:rPr>
-          <w:rFonts w:ascii="Times New Roman" w:hAnsi="Times New Roman" w:eastAsia="Times New Roman" w:cs="Times New Roman"/>
-        </w:rPr>
-        <w:t xml:space="preserve"> </w:t>
-      </w:r>
-      <w:r>
-        <w:rPr>
-          <w:rFonts w:hint="eastAsia" w:ascii="Times New Roman" w:hAnsi="Times New Roman" w:eastAsia="FangSong" w:cs="Times New Roman"/>
-        </w:rPr>
-        <w:t xml:space="preserve">和</w:t>
-      </w:r>
-      <w:r>
-        <w:rPr>
-          <w:rFonts w:ascii="Times New Roman" w:hAnsi="Times New Roman" w:eastAsia="Times New Roman" w:cs="Times New Roman"/>
-        </w:rPr>
-        <w:t xml:space="preserve"> </w:t>
-      </w:r>
-      <w:r>
-        <w:rPr>
-          <w:rStyle w:val="VerbatimChar"/>
-          <w:rFonts w:ascii="Times New Roman" w:hAnsi="Times New Roman" w:eastAsia="Times New Roman" w:cs="Times New Roman"/>
-        </w:rPr>
-        <w:t>p</w:t>
-      </w:r>
-      <w:r>
-        <w:rPr>
-          <w:rStyle w:val="VerbatimChar"/>
-          <w:rFonts w:ascii="Times New Roman" w:hAnsi="Times New Roman" w:eastAsia="Times New Roman" w:cs="Times New Roman"/>
-          <w:vertAlign w:val="superscript"/>
-        </w:rPr>
-        <w:t>5</w:t>
+        </w:rPr>
+        <w:t xml:space="preserve">$p^5$</w:t>
       </w:r>
       <w:r>
         <w:rPr>
@@ -6777,48 +6649,32 @@
           <w:rStyle w:val="VerbatimChar"/>
           <w:rFonts w:ascii="Times New Roman" w:hAnsi="Times New Roman" w:eastAsia="Times New Roman" w:cs="Times New Roman"/>
         </w:rPr>
-        <w:t>p</w:t>
+        <w:t xml:space="preserve">$p^2$</w:t>
+      </w:r>
+      <w:r>
+        <w:rPr>
+          <w:rFonts w:ascii="Times New Roman" w:hAnsi="Times New Roman" w:eastAsia="Times New Roman" w:cs="Times New Roman"/>
+        </w:rPr>
+        <w:t xml:space="preserve"> </w:t>
+      </w:r>
+      <w:r>
+        <w:rPr>
+          <w:rFonts w:hint="eastAsia" w:ascii="Times New Roman" w:hAnsi="Times New Roman" w:eastAsia="FangSong" w:cs="Times New Roman"/>
+        </w:rPr>
+        <w:t xml:space="preserve">和</w:t>
+      </w:r>
+      <w:r>
+        <w:rPr>
+          <w:rFonts w:ascii="Times New Roman" w:hAnsi="Times New Roman" w:eastAsia="Times New Roman" w:cs="Times New Roman"/>
+        </w:rPr>
+        <w:t xml:space="preserve"> </w:t>
       </w:r>
       <w:r>
         <w:rPr>
           <w:rStyle w:val="VerbatimChar"/>
           <w:rFonts w:ascii="Times New Roman" w:hAnsi="Times New Roman" w:eastAsia="Times New Roman" w:cs="Times New Roman"/>
-          <w:vertAlign w:val="superscript"/>
-        </w:rPr>
-        <w:t>2</w:t>
-      </w:r>
-      <w:r>
-        <w:rPr>
-          <w:rFonts w:ascii="Times New Roman" w:hAnsi="Times New Roman" w:eastAsia="Times New Roman" w:cs="Times New Roman"/>
-        </w:rPr>
-        <w:t xml:space="preserve"> </w:t>
-      </w:r>
-      <w:r>
-        <w:rPr>
-          <w:rFonts w:hint="eastAsia" w:ascii="Times New Roman" w:hAnsi="Times New Roman" w:eastAsia="FangSong" w:cs="Times New Roman"/>
-        </w:rPr>
-        <w:t xml:space="preserve">和</w:t>
-      </w:r>
-      <w:r>
-        <w:rPr>
-          <w:rFonts w:ascii="Times New Roman" w:hAnsi="Times New Roman" w:eastAsia="Times New Roman" w:cs="Times New Roman"/>
-        </w:rPr>
-        <w:t xml:space="preserve"> </w:t>
-      </w:r>
-      <w:r>
-        <w:rPr>
-          <w:rStyle w:val="VerbatimChar"/>
-          <w:rFonts w:ascii="Times New Roman" w:hAnsi="Times New Roman" w:eastAsia="Times New Roman" w:cs="Times New Roman"/>
-        </w:rPr>
-        <w:t>p</w:t>
-      </w:r>
-      <w:r>
-        <w:rPr>
-          <w:rStyle w:val="VerbatimChar"/>
-          <w:rFonts w:ascii="Times New Roman" w:hAnsi="Times New Roman" w:eastAsia="Times New Roman" w:cs="Times New Roman"/>
-          <w:vertAlign w:val="superscript"/>
-        </w:rPr>
-        <w:t>4</w:t>
+        </w:rPr>
+        <w:t xml:space="preserve">$p^4$</w:t>
       </w:r>
       <w:r>
         <w:rPr>
@@ -6863,15 +6719,7 @@
           <w:rStyle w:val="VerbatimChar"/>
           <w:rFonts w:ascii="Times New Roman" w:hAnsi="Times New Roman" w:eastAsia="Times New Roman" w:cs="Times New Roman"/>
         </w:rPr>
-        <w:t>p</w:t>
-      </w:r>
-      <w:r>
-        <w:rPr>
-          <w:rStyle w:val="VerbatimChar"/>
-          <w:rFonts w:ascii="Times New Roman" w:hAnsi="Times New Roman" w:eastAsia="Times New Roman" w:cs="Times New Roman"/>
-          <w:vertAlign w:val="superscript"/>
-        </w:rPr>
-        <w:t>2</w:t>
+        <w:t xml:space="preserve">$p^2$</w:t>
       </w:r>
       <w:r>
         <w:rPr>
@@ -6912,15 +6760,7 @@
           <w:rStyle w:val="VerbatimChar"/>
           <w:rFonts w:ascii="Times New Roman" w:hAnsi="Times New Roman" w:eastAsia="Times New Roman" w:cs="Times New Roman"/>
         </w:rPr>
-        <w:t>p</w:t>
-      </w:r>
-      <w:r>
-        <w:rPr>
-          <w:rStyle w:val="VerbatimChar"/>
-          <w:rFonts w:ascii="Times New Roman" w:hAnsi="Times New Roman" w:eastAsia="Times New Roman" w:cs="Times New Roman"/>
-          <w:vertAlign w:val="superscript"/>
-        </w:rPr>
-        <w:t>4</w:t>
+        <w:t xml:space="preserve">$p^4$</w:t>
       </w:r>
       <w:r>
         <w:rPr>
@@ -8546,15 +8386,7 @@
           <w:rStyle w:val="VerbatimChar"/>
           <w:rFonts w:ascii="Times New Roman" w:hAnsi="Times New Roman" w:eastAsia="Times New Roman" w:cs="Times New Roman"/>
         </w:rPr>
-        <w:t>ns</w:t>
-      </w:r>
-      <w:r>
-        <w:rPr>
-          <w:rStyle w:val="VerbatimChar"/>
-          <w:rFonts w:ascii="Times New Roman" w:hAnsi="Times New Roman" w:eastAsia="Times New Roman" w:cs="Times New Roman"/>
-          <w:vertAlign w:val="superscript"/>
-        </w:rPr>
-        <w:t>2</w:t>
+        <w:t xml:space="preserve">$ns^2$</w:t>
       </w:r>
       <w:r>
         <w:rPr>
@@ -8980,7 +8812,7 @@
           <w:rStyle w:val="VerbatimChar"/>
           <w:rFonts w:ascii="Times New Roman" w:hAnsi="Times New Roman" w:eastAsia="Times New Roman" w:cs="Times New Roman"/>
         </w:rPr>
-        <w:t xml:space="preserve">Z*</w:t>
+        <w:t xml:space="preserve">$Z^{*}$</w:t>
       </w:r>
       <w:r>
         <w:rPr>
@@ -9965,15 +9797,7 @@
           <w:rStyle w:val="VerbatimChar"/>
           <w:rFonts w:ascii="Times New Roman" w:hAnsi="Times New Roman" w:eastAsia="Times New Roman" w:cs="Times New Roman"/>
         </w:rPr>
-        <w:t>p</w:t>
-      </w:r>
-      <w:r>
-        <w:rPr>
-          <w:rStyle w:val="VerbatimChar"/>
-          <w:rFonts w:ascii="Times New Roman" w:hAnsi="Times New Roman" w:eastAsia="Times New Roman" w:cs="Times New Roman"/>
-          <w:vertAlign w:val="superscript"/>
-        </w:rPr>
-        <w:t>2</w:t>
+        <w:t xml:space="preserve">$p^2$</w:t>
       </w:r>
       <w:r>
         <w:rPr>
@@ -10368,7 +10192,7 @@
           <w:rStyle w:val="VerbatimChar"/>
           <w:rFonts w:ascii="Times New Roman" w:hAnsi="Times New Roman" w:eastAsia="Times New Roman" w:cs="Times New Roman"/>
         </w:rPr>
-        <w:t xml:space="preserve">Z*</w:t>
+        <w:t xml:space="preserve">$Z^{*}$</w:t>
       </w:r>
       <w:r>
         <w:rPr>
@@ -10849,7 +10673,7 @@
           <w:rStyle w:val="VerbatimChar"/>
           <w:rFonts w:ascii="Times New Roman" w:hAnsi="Times New Roman" w:eastAsia="Times New Roman" w:cs="Times New Roman"/>
         </w:rPr>
-        <w:t xml:space="preserve">Z*</w:t>
+        <w:t xml:space="preserve">$Z^{*}$</w:t>
       </w:r>
       <w:r>
         <w:rPr>
@@ -11298,15 +11122,7 @@
           <w:rStyle w:val="VerbatimChar"/>
           <w:rFonts w:ascii="Times New Roman" w:hAnsi="Times New Roman" w:eastAsia="Times New Roman" w:cs="Times New Roman"/>
         </w:rPr>
-        <w:t>2p</w:t>
-      </w:r>
-      <w:r>
-        <w:rPr>
-          <w:rStyle w:val="VerbatimChar"/>
-          <w:rFonts w:ascii="Times New Roman" w:hAnsi="Times New Roman" w:eastAsia="Times New Roman" w:cs="Times New Roman"/>
-          <w:vertAlign w:val="superscript"/>
-        </w:rPr>
-        <w:t>2</w:t>
+        <w:t xml:space="preserve">$2p^2$</w:t>
       </w:r>
     </w:p>
     <w:p>
@@ -11501,15 +11317,7 @@
           <w:rStyle w:val="VerbatimChar"/>
           <w:rFonts w:ascii="Times New Roman" w:hAnsi="Times New Roman" w:eastAsia="Times New Roman" w:cs="Times New Roman"/>
         </w:rPr>
-        <w:t>2p</w:t>
-      </w:r>
-      <w:r>
-        <w:rPr>
-          <w:rStyle w:val="VerbatimChar"/>
-          <w:rFonts w:ascii="Times New Roman" w:hAnsi="Times New Roman" w:eastAsia="Times New Roman" w:cs="Times New Roman"/>
-          <w:vertAlign w:val="superscript"/>
-        </w:rPr>
-        <w:t>4</w:t>
+        <w:t xml:space="preserve">$2p^4$</w:t>
       </w:r>
     </w:p>
     <w:p>
@@ -13069,15 +12877,7 @@
           <w:rStyle w:val="VerbatimChar"/>
           <w:rFonts w:ascii="Times New Roman" w:hAnsi="Times New Roman" w:eastAsia="Times New Roman" w:cs="Times New Roman"/>
         </w:rPr>
-        <w:t>p</w:t>
-      </w:r>
-      <w:r>
-        <w:rPr>
-          <w:rStyle w:val="VerbatimChar"/>
-          <w:rFonts w:ascii="Times New Roman" w:hAnsi="Times New Roman" w:eastAsia="Times New Roman" w:cs="Times New Roman"/>
-          <w:vertAlign w:val="superscript"/>
-        </w:rPr>
-        <w:t>2</w:t>
+        <w:t xml:space="preserve">$p^2$</w:t>
       </w:r>
       <w:r>
         <w:rPr>
@@ -13248,15 +13048,7 @@
           <w:rStyle w:val="VerbatimChar"/>
           <w:rFonts w:ascii="Times New Roman" w:hAnsi="Times New Roman" w:eastAsia="Times New Roman" w:cs="Times New Roman"/>
         </w:rPr>
-        <w:t>p</w:t>
-      </w:r>
-      <w:r>
-        <w:rPr>
-          <w:rStyle w:val="VerbatimChar"/>
-          <w:rFonts w:ascii="Times New Roman" w:hAnsi="Times New Roman" w:eastAsia="Times New Roman" w:cs="Times New Roman"/>
-          <w:vertAlign w:val="superscript"/>
-        </w:rPr>
-        <w:t>3</w:t>
+        <w:t xml:space="preserve">$p^3$</w:t>
       </w:r>
       <w:r>
         <w:rPr>
@@ -14113,27 +13905,44 @@
           <w:rStyle w:val="VerbatimChar"/>
           <w:rFonts w:ascii="Times New Roman" w:hAnsi="Times New Roman" w:eastAsia="Times New Roman" w:cs="Times New Roman"/>
         </w:rPr>
-        <w:t>p</w:t>
+        <w:t xml:space="preserve">$p^2$</w:t>
+      </w:r>
+      <w:r>
+        <w:rPr>
+          <w:rFonts w:ascii="Times New Roman" w:hAnsi="Times New Roman" w:eastAsia="Times New Roman" w:cs="Times New Roman"/>
+        </w:rPr>
+        <w:t xml:space="preserve"> </w:t>
+      </w:r>
+      <w:r>
+        <w:rPr>
+          <w:rFonts w:hint="eastAsia" w:ascii="Times New Roman" w:hAnsi="Times New Roman" w:eastAsia="FangSong" w:cs="Times New Roman"/>
+        </w:rPr>
+        <w:t>少于半充满</w:t>
+      </w:r>
+      <w:r>
+        <w:rPr>
+          <w:rFonts w:hint="eastAsia" w:ascii="Times New Roman" w:hAnsi="Times New Roman" w:eastAsia="Times New Roman" w:cs="Times New Roman"/>
+        </w:rPr>
+        <w:t>；</w:t>
       </w:r>
       <w:r>
         <w:rPr>
           <w:rStyle w:val="VerbatimChar"/>
           <w:rFonts w:ascii="Times New Roman" w:hAnsi="Times New Roman" w:eastAsia="Times New Roman" w:cs="Times New Roman"/>
-          <w:vertAlign w:val="superscript"/>
-        </w:rPr>
-        <w:t>2</w:t>
-      </w:r>
-      <w:r>
-        <w:rPr>
-          <w:rFonts w:ascii="Times New Roman" w:hAnsi="Times New Roman" w:eastAsia="Times New Roman" w:cs="Times New Roman"/>
-        </w:rPr>
-        <w:t xml:space="preserve"> </w:t>
-      </w:r>
-      <w:r>
-        <w:rPr>
-          <w:rFonts w:hint="eastAsia" w:ascii="Times New Roman" w:hAnsi="Times New Roman" w:eastAsia="FangSong" w:cs="Times New Roman"/>
-        </w:rPr>
-        <w:t>少于半充满</w:t>
+        </w:rPr>
+        <w:t xml:space="preserve">$p^4$</w:t>
+      </w:r>
+      <w:r>
+        <w:rPr>
+          <w:rFonts w:ascii="Times New Roman" w:hAnsi="Times New Roman" w:eastAsia="Times New Roman" w:cs="Times New Roman"/>
+        </w:rPr>
+        <w:t xml:space="preserve"> </w:t>
+      </w:r>
+      <w:r>
+        <w:rPr>
+          <w:rFonts w:hint="eastAsia" w:ascii="Times New Roman" w:hAnsi="Times New Roman" w:eastAsia="FangSong" w:cs="Times New Roman"/>
+        </w:rPr>
+        <w:t>多于半充满</w:t>
       </w:r>
       <w:r>
         <w:rPr>
@@ -14146,81 +13955,32 @@
           <w:rStyle w:val="VerbatimChar"/>
           <w:rFonts w:ascii="Times New Roman" w:hAnsi="Times New Roman" w:eastAsia="Times New Roman" w:cs="Times New Roman"/>
         </w:rPr>
-        <w:t>p</w:t>
+        <w:t xml:space="preserve">$d^5$</w:t>
+      </w:r>
+      <w:r>
+        <w:rPr>
+          <w:rFonts w:ascii="Times New Roman" w:hAnsi="Times New Roman" w:eastAsia="Times New Roman" w:cs="Times New Roman"/>
+        </w:rPr>
+        <w:t xml:space="preserve"> </w:t>
+      </w:r>
+      <w:r>
+        <w:rPr>
+          <w:rFonts w:hint="eastAsia" w:ascii="Times New Roman" w:hAnsi="Times New Roman" w:eastAsia="FangSong" w:cs="Times New Roman"/>
+        </w:rPr>
+        <w:t>正好半充满</w:t>
+      </w:r>
+      <w:r>
+        <w:rPr>
+          <w:rFonts w:hint="eastAsia" w:ascii="Times New Roman" w:hAnsi="Times New Roman" w:eastAsia="Times New Roman" w:cs="Times New Roman"/>
+        </w:rPr>
+        <w:t>；</w:t>
       </w:r>
       <w:r>
         <w:rPr>
           <w:rStyle w:val="VerbatimChar"/>
           <w:rFonts w:ascii="Times New Roman" w:hAnsi="Times New Roman" w:eastAsia="Times New Roman" w:cs="Times New Roman"/>
-          <w:vertAlign w:val="superscript"/>
-        </w:rPr>
-        <w:t>4</w:t>
-      </w:r>
-      <w:r>
-        <w:rPr>
-          <w:rFonts w:ascii="Times New Roman" w:hAnsi="Times New Roman" w:eastAsia="Times New Roman" w:cs="Times New Roman"/>
-        </w:rPr>
-        <w:t xml:space="preserve"> </w:t>
-      </w:r>
-      <w:r>
-        <w:rPr>
-          <w:rFonts w:hint="eastAsia" w:ascii="Times New Roman" w:hAnsi="Times New Roman" w:eastAsia="FangSong" w:cs="Times New Roman"/>
-        </w:rPr>
-        <w:t>多于半充满</w:t>
-      </w:r>
-      <w:r>
-        <w:rPr>
-          <w:rFonts w:hint="eastAsia" w:ascii="Times New Roman" w:hAnsi="Times New Roman" w:eastAsia="Times New Roman" w:cs="Times New Roman"/>
-        </w:rPr>
-        <w:t>；</w:t>
-      </w:r>
-      <w:r>
-        <w:rPr>
-          <w:rStyle w:val="VerbatimChar"/>
-          <w:rFonts w:ascii="Times New Roman" w:hAnsi="Times New Roman" w:eastAsia="Times New Roman" w:cs="Times New Roman"/>
-        </w:rPr>
-        <w:t>d</w:t>
-      </w:r>
-      <w:r>
-        <w:rPr>
-          <w:rStyle w:val="VerbatimChar"/>
-          <w:rFonts w:ascii="Times New Roman" w:hAnsi="Times New Roman" w:eastAsia="Times New Roman" w:cs="Times New Roman"/>
-          <w:vertAlign w:val="superscript"/>
-        </w:rPr>
-        <w:t>5</w:t>
-      </w:r>
-      <w:r>
-        <w:rPr>
-          <w:rFonts w:ascii="Times New Roman" w:hAnsi="Times New Roman" w:eastAsia="Times New Roman" w:cs="Times New Roman"/>
-        </w:rPr>
-        <w:t xml:space="preserve"> </w:t>
-      </w:r>
-      <w:r>
-        <w:rPr>
-          <w:rFonts w:hint="eastAsia" w:ascii="Times New Roman" w:hAnsi="Times New Roman" w:eastAsia="FangSong" w:cs="Times New Roman"/>
-        </w:rPr>
-        <w:t>正好半充满</w:t>
-      </w:r>
-      <w:r>
-        <w:rPr>
-          <w:rFonts w:hint="eastAsia" w:ascii="Times New Roman" w:hAnsi="Times New Roman" w:eastAsia="Times New Roman" w:cs="Times New Roman"/>
-        </w:rPr>
-        <w:t>；</w:t>
-      </w:r>
-      <w:r>
-        <w:rPr>
-          <w:rStyle w:val="VerbatimChar"/>
-          <w:rFonts w:ascii="Times New Roman" w:hAnsi="Times New Roman" w:eastAsia="Times New Roman" w:cs="Times New Roman"/>
-        </w:rPr>
-        <w:t>d</w:t>
-      </w:r>
-      <w:r>
-        <w:rPr>
-          <w:rStyle w:val="VerbatimChar"/>
-          <w:rFonts w:ascii="Times New Roman" w:hAnsi="Times New Roman" w:eastAsia="Times New Roman" w:cs="Times New Roman"/>
-          <w:vertAlign w:val="superscript"/>
-        </w:rPr>
-        <w:t>8</w:t>
+        </w:rPr>
+        <w:t xml:space="preserve">$d^8$</w:t>
       </w:r>
       <w:r>
         <w:rPr>
@@ -14423,15 +14183,7 @@
           <w:rStyle w:val="VerbatimChar"/>
           <w:rFonts w:ascii="Times New Roman" w:hAnsi="Times New Roman" w:eastAsia="Times New Roman" w:cs="Times New Roman"/>
         </w:rPr>
-        <w:t>d</w:t>
-      </w:r>
-      <w:r>
-        <w:rPr>
-          <w:rStyle w:val="VerbatimChar"/>
-          <w:rFonts w:ascii="Times New Roman" w:hAnsi="Times New Roman" w:eastAsia="Times New Roman" w:cs="Times New Roman"/>
-          <w:vertAlign w:val="superscript"/>
-        </w:rPr>
-        <w:t>5</w:t>
+        <w:t xml:space="preserve">$d^5$</w:t>
       </w:r>
       <w:r>
         <w:rPr>
@@ -15335,15 +15087,7 @@
           <w:rStyle w:val="VerbatimChar"/>
           <w:rFonts w:ascii="Times New Roman" w:hAnsi="Times New Roman" w:eastAsia="Times New Roman" w:cs="Times New Roman"/>
         </w:rPr>
-        <w:t>ns</w:t>
-      </w:r>
-      <w:r>
-        <w:rPr>
-          <w:rStyle w:val="VerbatimChar"/>
-          <w:rFonts w:ascii="Times New Roman" w:hAnsi="Times New Roman" w:eastAsia="Times New Roman" w:cs="Times New Roman"/>
-          <w:vertAlign w:val="superscript"/>
-        </w:rPr>
-        <w:t>2</w:t>
+        <w:t xml:space="preserve">$ns^2$</w:t>
       </w:r>
       <w:r>
         <w:rPr>

--- a/06-学生侧材料/讲义/结构化学/原子结构/原子结构补充-超级充实版（自学完整）.docx
+++ b/06-学生侧材料/讲义/结构化学/原子结构/原子结构补充-超级充实版（自学完整）.docx
@@ -187,13 +187,52 @@
         </w:rPr>
         <w:t xml:space="preserve"> </w:t>
       </w:r>
-      <w:r>
-        <w:rPr>
-          <w:rStyle w:val="VerbatimChar"/>
-          <w:rFonts w:ascii="Times New Roman" w:hAnsi="Times New Roman" w:eastAsia="Times New Roman" w:cs="Times New Roman"/>
-        </w:rPr>
-        <w:t xml:space="preserve">$^{2S+1}L_J$</w:t>
-      </w:r>
+      <m:oMath>
+        <m:oMathPr>
+          <m:ctrlPr>
+            <w:rPr>
+              <w:sz w:val="28"/>
+              <w:szCs w:val="28"/>
+            </w:rPr>
+          </m:ctrlPr>
+        </m:oMathPr>
+        <m:sSup>
+          <m:e>
+            <m:r>
+              <m:t>​</m:t>
+            </m:r>
+          </m:e>
+          <m:sup>
+            <m:r>
+              <m:t>2</m:t>
+            </m:r>
+            <m:r>
+              <m:t>S</m:t>
+            </m:r>
+            <m:r>
+              <m:rPr>
+                <m:sty m:val="p"/>
+              </m:rPr>
+              <m:t>+</m:t>
+            </m:r>
+            <m:r>
+              <m:t>1</m:t>
+            </m:r>
+          </m:sup>
+        </m:sSup>
+        <m:sSub>
+          <m:e>
+            <m:r>
+              <m:t>L</m:t>
+            </m:r>
+          </m:e>
+          <m:sub>
+            <m:r>
+              <m:t>J</m:t>
+            </m:r>
+          </m:sub>
+        </m:sSub>
+      </m:oMath>
       <w:r>
         <w:rPr>
           <w:rFonts w:hint="eastAsia" w:ascii="Times New Roman" w:hAnsi="Times New Roman" w:eastAsia="Times New Roman" w:cs="Times New Roman"/>
@@ -1311,13 +1350,46 @@
         </w:rPr>
         <w:t xml:space="preserve"> </w:t>
       </w:r>
-      <w:r>
-        <w:rPr>
-          <w:rStyle w:val="VerbatimChar"/>
-          <w:rFonts w:ascii="Times New Roman" w:hAnsi="Times New Roman" w:eastAsia="Times New Roman" w:cs="Times New Roman"/>
-        </w:rPr>
-        <w:t xml:space="preserve">$n,l,m_l$</w:t>
-      </w:r>
+      <m:oMath>
+        <m:oMathPr>
+          <m:ctrlPr>
+            <w:rPr>
+              <w:sz w:val="28"/>
+              <w:szCs w:val="28"/>
+            </w:rPr>
+          </m:ctrlPr>
+        </m:oMathPr>
+        <m:r>
+          <m:t>n</m:t>
+        </m:r>
+        <m:r>
+          <m:rPr>
+            <m:sty m:val="p"/>
+          </m:rPr>
+          <m:t>,</m:t>
+        </m:r>
+        <m:r>
+          <m:t>l</m:t>
+        </m:r>
+        <m:r>
+          <m:rPr>
+            <m:sty m:val="p"/>
+          </m:rPr>
+          <m:t>,</m:t>
+        </m:r>
+        <m:sSub>
+          <m:e>
+            <m:r>
+              <m:t>m</m:t>
+            </m:r>
+          </m:e>
+          <m:sub>
+            <m:r>
+              <m:t>l</m:t>
+            </m:r>
+          </m:sub>
+        </m:sSub>
+      </m:oMath>
       <w:r>
         <w:rPr>
           <w:rFonts w:ascii="Times New Roman" w:hAnsi="Times New Roman" w:eastAsia="Times New Roman" w:cs="Times New Roman"/>
@@ -1660,13 +1732,23 @@
         </w:rPr>
         <w:t>：</w:t>
       </w:r>
-      <w:r>
-        <w:rPr>
-          <w:rStyle w:val="VerbatimChar"/>
-          <w:rFonts w:ascii="Times New Roman" w:hAnsi="Times New Roman" w:eastAsia="Times New Roman" w:cs="Times New Roman"/>
-        </w:rPr>
-        <w:t xml:space="preserve">$r_{ij}$</w:t>
-      </w:r>
+      <m:oMath>
+        <m:sSub>
+          <m:e>
+            <m:r>
+              <m:t>r</m:t>
+            </m:r>
+          </m:e>
+          <m:sub>
+            <m:r>
+              <m:t>i</m:t>
+            </m:r>
+            <m:r>
+              <m:t>j</m:t>
+            </m:r>
+          </m:sub>
+        </m:sSub>
+      </m:oMath>
       <w:r>
         <w:rPr>
           <w:rFonts w:ascii="Times New Roman" w:hAnsi="Times New Roman" w:eastAsia="Times New Roman" w:cs="Times New Roman"/>
@@ -1969,13 +2051,58 @@
         </w:rPr>
         <w:t xml:space="preserve"> </w:t>
       </w:r>
-      <w:r>
-        <w:rPr>
-          <w:rStyle w:val="VerbatimChar"/>
-          <w:rFonts w:ascii="Times New Roman" w:hAnsi="Times New Roman" w:eastAsia="Times New Roman" w:cs="Times New Roman"/>
-        </w:rPr>
-        <w:t xml:space="preserve">$V_\mathrm{eff}(r)$</w:t>
-      </w:r>
+      <m:oMath>
+        <m:oMathPr>
+          <m:ctrlPr>
+            <w:rPr>
+              <w:sz w:val="28"/>
+              <w:szCs w:val="28"/>
+            </w:rPr>
+          </m:ctrlPr>
+        </m:oMathPr>
+        <m:sSub>
+          <m:e>
+            <m:r>
+              <m:t>V</m:t>
+            </m:r>
+          </m:e>
+          <m:sub>
+            <m:r>
+              <m:rPr>
+                <m:sty m:val="p"/>
+              </m:rPr>
+              <m:t>e</m:t>
+            </m:r>
+            <m:r>
+              <m:rPr>
+                <m:sty m:val="p"/>
+              </m:rPr>
+              <m:t>f</m:t>
+            </m:r>
+            <m:r>
+              <m:rPr>
+                <m:sty m:val="p"/>
+              </m:rPr>
+              <m:t>f</m:t>
+            </m:r>
+          </m:sub>
+        </m:sSub>
+        <m:r>
+          <m:rPr>
+            <m:sty m:val="p"/>
+          </m:rPr>
+          <m:t>(</m:t>
+        </m:r>
+        <m:r>
+          <m:t>r</m:t>
+        </m:r>
+        <m:r>
+          <m:rPr>
+            <m:sty m:val="p"/>
+          </m:rPr>
+          <m:t>)</m:t>
+        </m:r>
+      </m:oMath>
       <w:r>
         <w:rPr>
           <w:rFonts w:hint="eastAsia" w:ascii="Times New Roman" w:hAnsi="Times New Roman" w:eastAsia="Times New Roman" w:cs="Times New Roman"/>
@@ -2209,13 +2336,11 @@
           <w:numId w:val="1005"/>
         </w:numPr>
       </w:pPr>
-      <w:r>
-        <w:rPr>
-          <w:rStyle w:val="VerbatimChar"/>
-          <w:rFonts w:ascii="Times New Roman" w:hAnsi="Times New Roman" w:eastAsia="Times New Roman" w:cs="Times New Roman"/>
-        </w:rPr>
-        <w:t xml:space="preserve">$n$</w:t>
-      </w:r>
+      <m:oMath>
+        <m:r>
+          <m:t>n</m:t>
+        </m:r>
+      </m:oMath>
       <w:r>
         <w:rPr>
           <w:rFonts w:ascii="Times New Roman" w:hAnsi="Times New Roman" w:eastAsia="Times New Roman" w:cs="Times New Roman"/>
@@ -2237,13 +2362,11 @@
           <w:numId w:val="1005"/>
         </w:numPr>
       </w:pPr>
-      <w:r>
-        <w:rPr>
-          <w:rStyle w:val="VerbatimChar"/>
-          <w:rFonts w:ascii="Times New Roman" w:hAnsi="Times New Roman" w:eastAsia="Times New Roman" w:cs="Times New Roman"/>
-        </w:rPr>
-        <w:t xml:space="preserve">$l$</w:t>
-      </w:r>
+      <m:oMath>
+        <m:r>
+          <m:t>l</m:t>
+        </m:r>
+      </m:oMath>
       <w:r>
         <w:rPr>
           <w:rFonts w:ascii="Times New Roman" w:hAnsi="Times New Roman" w:eastAsia="Times New Roman" w:cs="Times New Roman"/>
@@ -2287,15 +2410,11 @@
         </w:rPr>
         <w:t xml:space="preserve"> </w:t>
       </w:r>
-      <w:r>
-        <w:rPr>
-          <w:rStyle w:val="VerbatimChar"/>
-          <w:rFonts w:ascii="Times New Roman" w:hAnsi="Times New Roman" w:eastAsia="Times New Roman" w:cs="Times New Roman"/>
-          <w:b/>
-          <w:bCs/>
-        </w:rPr>
-        <w:t xml:space="preserve">$n$</w:t>
-      </w:r>
+      <m:oMath>
+        <m:r>
+          <m:t>n</m:t>
+        </m:r>
+      </m:oMath>
       <w:r>
         <w:rPr>
           <w:rFonts w:ascii="Times New Roman" w:hAnsi="Times New Roman" w:eastAsia="Times New Roman" w:cs="Times New Roman"/>
@@ -2338,12 +2457,31 @@
           <w:numId w:val="1006"/>
         </w:numPr>
       </w:pPr>
-      <w:r>
-        <w:rPr>
-          <w:rStyle w:val="VerbatimChar"/>
-          <w:rFonts w:ascii="Times New Roman" w:hAnsi="Times New Roman" w:eastAsia="Times New Roman" w:cs="Times New Roman"/>
-        </w:rPr>
-        <w:t xml:space="preserve">$2s \neq 2p$</w:t>
+      <m:oMath>
+        <m:r>
+          <m:t>2</m:t>
+        </m:r>
+        <m:r>
+          <m:t>s</m:t>
+        </m:r>
+        <m:r>
+          <m:rPr>
+            <m:sty m:val="p"/>
+          </m:rPr>
+          <m:t>≠</m:t>
+        </m:r>
+        <m:r>
+          <m:t>2</m:t>
+        </m:r>
+        <m:r>
+          <m:t>p</m:t>
+        </m:r>
+      </m:oMath>
+      <w:r>
+        <w:rPr>
+          <w:rFonts w:ascii="Times New Roman" w:hAnsi="Times New Roman" w:eastAsia="Times New Roman" w:cs="Times New Roman"/>
+        </w:rPr>
+        <w:t xml:space="preserve">​</w:t>
       </w:r>
     </w:p>
     <w:p>
@@ -2354,12 +2492,51 @@
           <w:numId w:val="1006"/>
         </w:numPr>
       </w:pPr>
-      <w:r>
-        <w:rPr>
-          <w:rStyle w:val="VerbatimChar"/>
-          <w:rFonts w:ascii="Times New Roman" w:hAnsi="Times New Roman" w:eastAsia="Times New Roman" w:cs="Times New Roman"/>
-        </w:rPr>
-        <w:t xml:space="preserve">$3s &lt; 3p &lt; 3d$</w:t>
+      <m:oMath>
+        <m:oMathPr>
+          <m:ctrlPr>
+            <w:rPr>
+              <w:sz w:val="28"/>
+              <w:szCs w:val="28"/>
+            </w:rPr>
+          </m:ctrlPr>
+        </m:oMathPr>
+        <m:r>
+          <m:t>3</m:t>
+        </m:r>
+        <m:r>
+          <m:t>s</m:t>
+        </m:r>
+        <m:r>
+          <m:rPr>
+            <m:sty m:val="p"/>
+          </m:rPr>
+          <m:t>&lt;</m:t>
+        </m:r>
+        <m:r>
+          <m:t>3</m:t>
+        </m:r>
+        <m:r>
+          <m:t>p</m:t>
+        </m:r>
+        <m:r>
+          <m:rPr>
+            <m:sty m:val="p"/>
+          </m:rPr>
+          <m:t>&lt;</m:t>
+        </m:r>
+        <m:r>
+          <m:t>3</m:t>
+        </m:r>
+        <m:r>
+          <m:t>d</m:t>
+        </m:r>
+      </m:oMath>
+      <w:r>
+        <w:rPr>
+          <w:rFonts w:ascii="Times New Roman" w:hAnsi="Times New Roman" w:eastAsia="Times New Roman" w:cs="Times New Roman"/>
+        </w:rPr>
+        <w:t xml:space="preserve">​</w:t>
       </w:r>
     </w:p>
     <w:p>
@@ -2370,13 +2547,14 @@
           <w:numId w:val="1006"/>
         </w:numPr>
       </w:pPr>
-      <w:r>
-        <w:rPr>
-          <w:rStyle w:val="VerbatimChar"/>
-          <w:rFonts w:ascii="Times New Roman" w:hAnsi="Times New Roman" w:eastAsia="Times New Roman" w:cs="Times New Roman"/>
-        </w:rPr>
-        <w:t xml:space="preserve">$4s$</w:t>
-      </w:r>
+      <m:oMath>
+        <m:r>
+          <m:t>4</m:t>
+        </m:r>
+        <m:r>
+          <m:t>s</m:t>
+        </m:r>
+      </m:oMath>
       <w:r>
         <w:rPr>
           <w:rFonts w:ascii="Times New Roman" w:hAnsi="Times New Roman" w:eastAsia="Times New Roman" w:cs="Times New Roman"/>
@@ -2395,13 +2573,14 @@
         </w:rPr>
         <w:t xml:space="preserve"> </w:t>
       </w:r>
-      <w:r>
-        <w:rPr>
-          <w:rStyle w:val="VerbatimChar"/>
-          <w:rFonts w:ascii="Times New Roman" w:hAnsi="Times New Roman" w:eastAsia="Times New Roman" w:cs="Times New Roman"/>
-        </w:rPr>
-        <w:t xml:space="preserve">$3d$</w:t>
-      </w:r>
+      <m:oMath>
+        <m:r>
+          <m:t>3</m:t>
+        </m:r>
+        <m:r>
+          <m:t>d</m:t>
+        </m:r>
+      </m:oMath>
       <w:r>
         <w:rPr>
           <w:rFonts w:ascii="Times New Roman" w:hAnsi="Times New Roman" w:eastAsia="Times New Roman" w:cs="Times New Roman"/>
@@ -2588,13 +2767,23 @@
         </w:rPr>
         <w:t xml:space="preserve"> </w:t>
       </w:r>
-      <w:r>
-        <w:rPr>
-          <w:rStyle w:val="VerbatimChar"/>
-          <w:rFonts w:ascii="Times New Roman" w:hAnsi="Times New Roman" w:eastAsia="Times New Roman" w:cs="Times New Roman"/>
-        </w:rPr>
-        <w:t xml:space="preserve">$Z^{*}$</w:t>
-      </w:r>
+      <m:oMath>
+        <m:sSup>
+          <m:e>
+            <m:r>
+              <m:t>Z</m:t>
+            </m:r>
+          </m:e>
+          <m:sup>
+            <m:r>
+              <m:rPr>
+                <m:sty m:val="p"/>
+              </m:rPr>
+              <m:t>*</m:t>
+            </m:r>
+          </m:sup>
+        </m:sSup>
+      </m:oMath>
       <w:r>
         <w:rPr>
           <w:rFonts w:hint="eastAsia" w:ascii="Times New Roman" w:hAnsi="Times New Roman" w:eastAsia="Times New Roman" w:cs="Times New Roman"/>
@@ -2787,15 +2976,11 @@
         </w:rPr>
         <w:t xml:space="preserve"> </w:t>
       </w:r>
-      <w:r>
-        <w:rPr>
-          <w:rStyle w:val="VerbatimChar"/>
-          <w:rFonts w:ascii="Times New Roman" w:hAnsi="Times New Roman" w:eastAsia="Times New Roman" w:cs="Times New Roman"/>
-          <w:b/>
-          <w:bCs/>
-        </w:rPr>
-        <w:t xml:space="preserve">$n$</w:t>
-      </w:r>
+      <m:oMath>
+        <m:r>
+          <m:t>n</m:t>
+        </m:r>
+      </m:oMath>
       <w:r>
         <w:rPr>
           <w:rFonts w:ascii="Times New Roman" w:hAnsi="Times New Roman" w:eastAsia="Times New Roman" w:cs="Times New Roman"/>
@@ -2837,15 +3022,11 @@
         </w:rPr>
         <w:t xml:space="preserve"> </w:t>
       </w:r>
-      <w:r>
-        <w:rPr>
-          <w:rStyle w:val="VerbatimChar"/>
-          <w:rFonts w:ascii="Times New Roman" w:hAnsi="Times New Roman" w:eastAsia="Times New Roman" w:cs="Times New Roman"/>
-          <w:b/>
-          <w:bCs/>
-        </w:rPr>
-        <w:t xml:space="preserve">$l$</w:t>
-      </w:r>
+      <m:oMath>
+        <m:r>
+          <m:t>l</m:t>
+        </m:r>
+      </m:oMath>
       <w:r>
         <w:rPr>
           <w:rFonts w:ascii="Times New Roman" w:hAnsi="Times New Roman" w:eastAsia="Times New Roman" w:cs="Times New Roman"/>
@@ -2907,13 +3088,20 @@
         </w:rPr>
         <w:t>，</w:t>
       </w:r>
-      <w:r>
-        <w:rPr>
-          <w:rStyle w:val="VerbatimChar"/>
-          <w:rFonts w:ascii="Times New Roman" w:hAnsi="Times New Roman" w:eastAsia="Times New Roman" w:cs="Times New Roman"/>
-        </w:rPr>
-        <w:t xml:space="preserve">$n+l$</w:t>
-      </w:r>
+      <m:oMath>
+        <m:r>
+          <m:t>n</m:t>
+        </m:r>
+        <m:r>
+          <m:rPr>
+            <m:sty m:val="p"/>
+          </m:rPr>
+          <m:t>+</m:t>
+        </m:r>
+        <m:r>
+          <m:t>l</m:t>
+        </m:r>
+      </m:oMath>
       <w:r>
         <w:rPr>
           <w:rFonts w:ascii="Times New Roman" w:hAnsi="Times New Roman" w:eastAsia="Times New Roman" w:cs="Times New Roman"/>
@@ -2969,13 +3157,11 @@
         </w:rPr>
         <w:t xml:space="preserve"> </w:t>
       </w:r>
-      <w:r>
-        <w:rPr>
-          <w:rStyle w:val="VerbatimChar"/>
-          <w:rFonts w:ascii="Times New Roman" w:hAnsi="Times New Roman" w:eastAsia="Times New Roman" w:cs="Times New Roman"/>
-        </w:rPr>
-        <w:t xml:space="preserve">$n$</w:t>
-      </w:r>
+      <m:oMath>
+        <m:r>
+          <m:t>n</m:t>
+        </m:r>
+      </m:oMath>
       <w:r>
         <w:rPr>
           <w:rFonts w:ascii="Times New Roman" w:hAnsi="Times New Roman" w:eastAsia="Times New Roman" w:cs="Times New Roman"/>
@@ -3006,13 +3192,11 @@
         </w:rPr>
         <w:t xml:space="preserve"> </w:t>
       </w:r>
-      <w:r>
-        <w:rPr>
-          <w:rStyle w:val="VerbatimChar"/>
-          <w:rFonts w:ascii="Times New Roman" w:hAnsi="Times New Roman" w:eastAsia="Times New Roman" w:cs="Times New Roman"/>
-        </w:rPr>
-        <w:t xml:space="preserve">$n$</w:t>
-      </w:r>
+      <m:oMath>
+        <m:r>
+          <m:t>n</m:t>
+        </m:r>
+      </m:oMath>
       <w:r>
         <w:rPr>
           <w:rFonts w:ascii="Times New Roman" w:hAnsi="Times New Roman" w:eastAsia="Times New Roman" w:cs="Times New Roman"/>
@@ -3031,13 +3215,11 @@
         </w:rPr>
         <w:t xml:space="preserve"> </w:t>
       </w:r>
-      <w:r>
-        <w:rPr>
-          <w:rStyle w:val="VerbatimChar"/>
-          <w:rFonts w:ascii="Times New Roman" w:hAnsi="Times New Roman" w:eastAsia="Times New Roman" w:cs="Times New Roman"/>
-        </w:rPr>
-        <w:t xml:space="preserve">$l$</w:t>
-      </w:r>
+      <m:oMath>
+        <m:r>
+          <m:t>l</m:t>
+        </m:r>
+      </m:oMath>
       <w:r>
         <w:rPr>
           <w:rFonts w:ascii="Times New Roman" w:hAnsi="Times New Roman" w:eastAsia="Times New Roman" w:cs="Times New Roman"/>
@@ -3207,13 +3389,23 @@
         </w:rPr>
         <w:t xml:space="preserve"> </w:t>
       </w:r>
-      <w:r>
-        <w:rPr>
-          <w:rStyle w:val="VerbatimChar"/>
-          <w:rFonts w:ascii="Times New Roman" w:hAnsi="Times New Roman" w:eastAsia="Times New Roman" w:cs="Times New Roman"/>
-        </w:rPr>
-        <w:t xml:space="preserve">$Z^{*}$</w:t>
-      </w:r>
+      <m:oMath>
+        <m:sSup>
+          <m:e>
+            <m:r>
+              <m:t>Z</m:t>
+            </m:r>
+          </m:e>
+          <m:sup>
+            <m:r>
+              <m:rPr>
+                <m:sty m:val="p"/>
+              </m:rPr>
+              <m:t>*</m:t>
+            </m:r>
+          </m:sup>
+        </m:sSup>
+      </m:oMath>
       <w:r>
         <w:rPr>
           <w:rFonts w:ascii="Times New Roman" w:hAnsi="Times New Roman" w:eastAsia="Times New Roman" w:cs="Times New Roman"/>
@@ -3392,13 +3584,23 @@
               </w:rPr>
               <w:t xml:space="preserve"> </w:t>
             </w:r>
-            <w:r>
-              <w:rPr>
-                <w:rStyle w:val="VerbatimChar"/>
-                <w:rFonts w:ascii="Times New Roman" w:hAnsi="Times New Roman" w:eastAsia="Times New Roman" w:cs="Times New Roman"/>
-              </w:rPr>
-              <w:t xml:space="preserve">$Z^{*}$</w:t>
-            </w:r>
+            <m:oMath>
+              <m:sSup>
+                <m:e>
+                  <m:r>
+                    <m:t>Z</m:t>
+                  </m:r>
+                </m:e>
+                <m:sup>
+                  <m:r>
+                    <m:rPr>
+                      <m:sty m:val="p"/>
+                    </m:rPr>
+                    <m:t>*</m:t>
+                  </m:r>
+                </m:sup>
+              </m:sSup>
+            </m:oMath>
           </w:p>
         </w:tc>
         <w:tc>
@@ -4770,13 +4972,23 @@
         </w:rPr>
         <w:t xml:space="preserve"> </w:t>
       </w:r>
-      <w:r>
-        <w:rPr>
-          <w:rStyle w:val="VerbatimChar"/>
-          <w:rFonts w:ascii="Times New Roman" w:hAnsi="Times New Roman" w:eastAsia="Times New Roman" w:cs="Times New Roman"/>
-        </w:rPr>
-        <w:t xml:space="preserve">$2p^2$</w:t>
-      </w:r>
+      <m:oMath>
+        <m:r>
+          <m:t>2</m:t>
+        </m:r>
+        <m:sSup>
+          <m:e>
+            <m:r>
+              <m:t>p</m:t>
+            </m:r>
+          </m:e>
+          <m:sup>
+            <m:r>
+              <m:t>2</m:t>
+            </m:r>
+          </m:sup>
+        </m:sSup>
+      </m:oMath>
       <w:r>
         <w:rPr>
           <w:rFonts w:ascii="Times New Roman" w:hAnsi="Times New Roman" w:eastAsia="Times New Roman" w:cs="Times New Roman"/>
@@ -4845,13 +5057,11 @@
         </w:rPr>
         <w:t xml:space="preserve"> </w:t>
       </w:r>
-      <w:r>
-        <w:rPr>
-          <w:rStyle w:val="VerbatimChar"/>
-          <w:rFonts w:ascii="Times New Roman" w:hAnsi="Times New Roman" w:eastAsia="Times New Roman" w:cs="Times New Roman"/>
-        </w:rPr>
-        <w:t xml:space="preserve">$L$</w:t>
-      </w:r>
+      <m:oMath>
+        <m:r>
+          <m:t>L</m:t>
+        </m:r>
+      </m:oMath>
     </w:p>
     <w:p>
       <w:pPr>
@@ -4873,13 +5083,11 @@
         </w:rPr>
         <w:t xml:space="preserve"> </w:t>
       </w:r>
-      <w:r>
-        <w:rPr>
-          <w:rStyle w:val="VerbatimChar"/>
-          <w:rFonts w:ascii="Times New Roman" w:hAnsi="Times New Roman" w:eastAsia="Times New Roman" w:cs="Times New Roman"/>
-        </w:rPr>
-        <w:t xml:space="preserve">$S$</w:t>
-      </w:r>
+      <m:oMath>
+        <m:r>
+          <m:t>S</m:t>
+        </m:r>
+      </m:oMath>
     </w:p>
     <w:p>
       <w:pPr>
@@ -4901,13 +5109,11 @@
         </w:rPr>
         <w:t xml:space="preserve"> </w:t>
       </w:r>
-      <w:r>
-        <w:rPr>
-          <w:rStyle w:val="VerbatimChar"/>
-          <w:rFonts w:ascii="Times New Roman" w:hAnsi="Times New Roman" w:eastAsia="Times New Roman" w:cs="Times New Roman"/>
-        </w:rPr>
-        <w:t xml:space="preserve">$J$</w:t>
-      </w:r>
+      <m:oMath>
+        <m:r>
+          <m:t>J</m:t>
+        </m:r>
+      </m:oMath>
     </w:p>
     <w:p>
       <w:pPr>
@@ -4999,13 +5205,23 @@
           <w:numId w:val="1013"/>
         </w:numPr>
       </w:pPr>
-      <w:r>
-        <w:rPr>
-          <w:rStyle w:val="VerbatimChar"/>
-          <w:rFonts w:ascii="Times New Roman" w:hAnsi="Times New Roman" w:eastAsia="Times New Roman" w:cs="Times New Roman"/>
-        </w:rPr>
-        <w:t xml:space="preserve">$2S+1$</w:t>
-      </w:r>
+      <m:oMath>
+        <m:r>
+          <m:t>2</m:t>
+        </m:r>
+        <m:r>
+          <m:t>S</m:t>
+        </m:r>
+        <m:r>
+          <m:rPr>
+            <m:sty m:val="p"/>
+          </m:rPr>
+          <m:t>+</m:t>
+        </m:r>
+        <m:r>
+          <m:t>1</m:t>
+        </m:r>
+      </m:oMath>
       <w:r>
         <w:rPr>
           <w:rFonts w:ascii="Times New Roman" w:hAnsi="Times New Roman" w:eastAsia="Times New Roman" w:cs="Times New Roman"/>
@@ -5027,13 +5243,76 @@
           <w:numId w:val="1013"/>
         </w:numPr>
       </w:pPr>
-      <w:r>
-        <w:rPr>
-          <w:rStyle w:val="VerbatimChar"/>
-          <w:rFonts w:ascii="Times New Roman" w:hAnsi="Times New Roman" w:eastAsia="Times New Roman" w:cs="Times New Roman"/>
-        </w:rPr>
-        <w:t xml:space="preserve">$L=0,1,2,3,4,\dots$</w:t>
-      </w:r>
+      <m:oMath>
+        <m:oMathPr>
+          <m:ctrlPr>
+            <w:rPr>
+              <w:sz w:val="28"/>
+              <w:szCs w:val="28"/>
+            </w:rPr>
+          </m:ctrlPr>
+        </m:oMathPr>
+        <m:r>
+          <m:t>L</m:t>
+        </m:r>
+        <m:r>
+          <m:rPr>
+            <m:sty m:val="p"/>
+          </m:rPr>
+          <m:t>=</m:t>
+        </m:r>
+        <m:r>
+          <m:t>0</m:t>
+        </m:r>
+        <m:r>
+          <m:rPr>
+            <m:sty m:val="p"/>
+          </m:rPr>
+          <m:t>,</m:t>
+        </m:r>
+        <m:r>
+          <m:t>1</m:t>
+        </m:r>
+        <m:r>
+          <m:rPr>
+            <m:sty m:val="p"/>
+          </m:rPr>
+          <m:t>,</m:t>
+        </m:r>
+        <m:r>
+          <m:t>2</m:t>
+        </m:r>
+        <m:r>
+          <m:rPr>
+            <m:sty m:val="p"/>
+          </m:rPr>
+          <m:t>,</m:t>
+        </m:r>
+        <m:r>
+          <m:t>3</m:t>
+        </m:r>
+        <m:r>
+          <m:rPr>
+            <m:sty m:val="p"/>
+          </m:rPr>
+          <m:t>,</m:t>
+        </m:r>
+        <m:r>
+          <m:t>4</m:t>
+        </m:r>
+        <m:r>
+          <m:rPr>
+            <m:sty m:val="p"/>
+          </m:rPr>
+          <m:t>,</m:t>
+        </m:r>
+        <m:r>
+          <m:rPr>
+            <m:sty m:val="p"/>
+          </m:rPr>
+          <m:t>…</m:t>
+        </m:r>
+      </m:oMath>
       <w:r>
         <w:rPr>
           <w:rFonts w:ascii="Times New Roman" w:hAnsi="Times New Roman" w:eastAsia="Times New Roman" w:cs="Times New Roman"/>
@@ -5068,12 +5347,132 @@
           <w:numId w:val="1013"/>
         </w:numPr>
       </w:pPr>
-      <w:r>
-        <w:rPr>
-          <w:rStyle w:val="VerbatimChar"/>
-          <w:rFonts w:ascii="Times New Roman" w:hAnsi="Times New Roman" w:eastAsia="Times New Roman" w:cs="Times New Roman"/>
-        </w:rPr>
-        <w:t xml:space="preserve">$J = |L-S|, |L-S|+1, \dots, L+S</w:t>
+      <m:oMath>
+        <m:oMathPr>
+          <m:ctrlPr>
+            <w:rPr>
+              <w:sz w:val="28"/>
+              <w:szCs w:val="28"/>
+            </w:rPr>
+          </m:ctrlPr>
+        </m:oMathPr>
+        <m:r>
+          <m:t>J</m:t>
+        </m:r>
+        <m:r>
+          <m:rPr>
+            <m:sty m:val="p"/>
+          </m:rPr>
+          <m:t>=</m:t>
+        </m:r>
+        <m:r>
+          <m:rPr>
+            <m:sty m:val="p"/>
+          </m:rPr>
+          <m:t>|</m:t>
+        </m:r>
+        <m:r>
+          <m:t>L</m:t>
+        </m:r>
+        <m:r>
+          <m:rPr>
+            <m:sty m:val="p"/>
+          </m:rPr>
+          <m:t>−</m:t>
+        </m:r>
+        <m:r>
+          <m:t>S</m:t>
+        </m:r>
+        <m:r>
+          <m:rPr>
+            <m:sty m:val="p"/>
+          </m:rPr>
+          <m:t>|</m:t>
+        </m:r>
+        <m:r>
+          <m:rPr>
+            <m:sty m:val="p"/>
+          </m:rPr>
+          <m:t>,</m:t>
+        </m:r>
+        <m:r>
+          <m:t> </m:t>
+        </m:r>
+        <m:r>
+          <m:rPr>
+            <m:sty m:val="p"/>
+          </m:rPr>
+          <m:t>|</m:t>
+        </m:r>
+        <m:r>
+          <m:t>L</m:t>
+        </m:r>
+        <m:r>
+          <m:rPr>
+            <m:sty m:val="p"/>
+          </m:rPr>
+          <m:t>−</m:t>
+        </m:r>
+        <m:r>
+          <m:t>S</m:t>
+        </m:r>
+        <m:r>
+          <m:rPr>
+            <m:sty m:val="p"/>
+          </m:rPr>
+          <m:t>|</m:t>
+        </m:r>
+        <m:r>
+          <m:rPr>
+            <m:sty m:val="p"/>
+          </m:rPr>
+          <m:t>+</m:t>
+        </m:r>
+        <m:r>
+          <m:t>1</m:t>
+        </m:r>
+        <m:r>
+          <m:rPr>
+            <m:sty m:val="p"/>
+          </m:rPr>
+          <m:t>,</m:t>
+        </m:r>
+        <m:r>
+          <m:t> </m:t>
+        </m:r>
+        <m:r>
+          <m:rPr>
+            <m:sty m:val="p"/>
+          </m:rPr>
+          <m:t>…</m:t>
+        </m:r>
+        <m:r>
+          <m:rPr>
+            <m:sty m:val="p"/>
+          </m:rPr>
+          <m:t>,</m:t>
+        </m:r>
+        <m:r>
+          <m:t> </m:t>
+        </m:r>
+        <m:r>
+          <m:t>L</m:t>
+        </m:r>
+        <m:r>
+          <m:rPr>
+            <m:sty m:val="p"/>
+          </m:rPr>
+          <m:t>+</m:t>
+        </m:r>
+        <m:r>
+          <m:t>S</m:t>
+        </m:r>
+      </m:oMath>
+      <w:r>
+        <w:rPr>
+          <w:rFonts w:ascii="Times New Roman" w:hAnsi="Times New Roman" w:eastAsia="Times New Roman" w:cs="Times New Roman"/>
+        </w:rPr>
+        <w:t xml:space="preserve">​</w:t>
       </w:r>
     </w:p>
     <w:bookmarkEnd w:id="18"/>
@@ -5181,12 +5580,25 @@
               <w:pStyle w:val="Compact"/>
               <w:jc w:val="center"/>
             </w:pPr>
+            <m:oMath>
+              <m:sSup>
+                <m:e>
+                  <m:r>
+                    <m:t>p</m:t>
+                  </m:r>
+                </m:e>
+                <m:sup>
+                  <m:r>
+                    <m:t>1</m:t>
+                  </m:r>
+                </m:sup>
+              </m:sSup>
+            </m:oMath>
             <w:r>
               <w:rPr>
-                <w:rStyle w:val="VerbatimChar"/>
                 <w:rFonts w:ascii="Times New Roman" w:hAnsi="Times New Roman" w:eastAsia="Times New Roman" w:cs="Times New Roman"/>
               </w:rPr>
-              <w:t xml:space="preserve">$p^1$</w:t>
+              <w:t xml:space="preserve">​</w:t>
             </w:r>
           </w:p>
         </w:tc>
@@ -5197,13 +5609,41 @@
               <w:pStyle w:val="Compact"/>
               <w:jc w:val="center"/>
             </w:pPr>
-            <w:r>
-              <w:rPr>
-                <w:rStyle w:val="VerbatimChar"/>
-                <w:rFonts w:ascii="Times New Roman" w:hAnsi="Times New Roman" w:eastAsia="Times New Roman" w:cs="Times New Roman"/>
-              </w:rPr>
-              <w:t xml:space="preserve">$^2P_{1/2}$</w:t>
-            </w:r>
+            <m:oMath>
+              <m:sSup>
+                <m:e>
+                  <m:r>
+                    <m:t>​</m:t>
+                  </m:r>
+                </m:e>
+                <m:sup>
+                  <m:r>
+                    <m:t>2</m:t>
+                  </m:r>
+                </m:sup>
+              </m:sSup>
+              <m:sSub>
+                <m:e>
+                  <m:r>
+                    <m:t>P</m:t>
+                  </m:r>
+                </m:e>
+                <m:sub>
+                  <m:r>
+                    <m:t>1</m:t>
+                  </m:r>
+                  <m:r>
+                    <m:rPr>
+                      <m:sty m:val="p"/>
+                    </m:rPr>
+                    <m:t>/</m:t>
+                  </m:r>
+                  <m:r>
+                    <m:t>2</m:t>
+                  </m:r>
+                </m:sub>
+              </m:sSub>
+            </m:oMath>
             <w:r>
               <w:rPr>
                 <w:rFonts w:ascii="Times New Roman" w:hAnsi="Times New Roman" w:eastAsia="Times New Roman" w:cs="Times New Roman"/>
@@ -5222,13 +5662,41 @@
               </w:rPr>
               <w:t xml:space="preserve"> </w:t>
             </w:r>
-            <w:r>
-              <w:rPr>
-                <w:rStyle w:val="VerbatimChar"/>
-                <w:rFonts w:ascii="Times New Roman" w:hAnsi="Times New Roman" w:eastAsia="Times New Roman" w:cs="Times New Roman"/>
-              </w:rPr>
-              <w:t xml:space="preserve">$^2P_{3/2}$</w:t>
-            </w:r>
+            <m:oMath>
+              <m:sSup>
+                <m:e>
+                  <m:r>
+                    <m:t>​</m:t>
+                  </m:r>
+                </m:e>
+                <m:sup>
+                  <m:r>
+                    <m:t>2</m:t>
+                  </m:r>
+                </m:sup>
+              </m:sSup>
+              <m:sSub>
+                <m:e>
+                  <m:r>
+                    <m:t>P</m:t>
+                  </m:r>
+                </m:e>
+                <m:sub>
+                  <m:r>
+                    <m:t>3</m:t>
+                  </m:r>
+                  <m:r>
+                    <m:rPr>
+                      <m:sty m:val="p"/>
+                    </m:rPr>
+                    <m:t>/</m:t>
+                  </m:r>
+                  <m:r>
+                    <m:t>2</m:t>
+                  </m:r>
+                </m:sub>
+              </m:sSub>
+            </m:oMath>
             <w:r>
               <w:rPr>
                 <w:rFonts w:hint="eastAsia" w:ascii="Times New Roman" w:hAnsi="Times New Roman" w:eastAsia="Times New Roman" w:cs="Times New Roman"/>
@@ -5258,12 +5726,25 @@
               <w:pStyle w:val="Compact"/>
               <w:jc w:val="center"/>
             </w:pPr>
+            <m:oMath>
+              <m:sSup>
+                <m:e>
+                  <m:r>
+                    <m:t>p</m:t>
+                  </m:r>
+                </m:e>
+                <m:sup>
+                  <m:r>
+                    <m:t>2</m:t>
+                  </m:r>
+                </m:sup>
+              </m:sSup>
+            </m:oMath>
             <w:r>
               <w:rPr>
-                <w:rStyle w:val="VerbatimChar"/>
                 <w:rFonts w:ascii="Times New Roman" w:hAnsi="Times New Roman" w:eastAsia="Times New Roman" w:cs="Times New Roman"/>
               </w:rPr>
-              <w:t xml:space="preserve">$p^2$</w:t>
+              <w:t xml:space="preserve">​</w:t>
             </w:r>
           </w:p>
         </w:tc>
@@ -5274,12 +5755,37 @@
               <w:pStyle w:val="Compact"/>
               <w:jc w:val="center"/>
             </w:pPr>
+            <m:oMath>
+              <m:sSup>
+                <m:e>
+                  <m:r>
+                    <m:t>​</m:t>
+                  </m:r>
+                </m:e>
+                <m:sup>
+                  <m:r>
+                    <m:t>3</m:t>
+                  </m:r>
+                </m:sup>
+              </m:sSup>
+              <m:sSub>
+                <m:e>
+                  <m:r>
+                    <m:t>P</m:t>
+                  </m:r>
+                </m:e>
+                <m:sub>
+                  <m:r>
+                    <m:t>0</m:t>
+                  </m:r>
+                </m:sub>
+              </m:sSub>
+            </m:oMath>
             <w:r>
               <w:rPr>
-                <w:rStyle w:val="VerbatimChar"/>
                 <w:rFonts w:ascii="Times New Roman" w:hAnsi="Times New Roman" w:eastAsia="Times New Roman" w:cs="Times New Roman"/>
               </w:rPr>
-              <w:t xml:space="preserve">$^3P_0$</w:t>
+              <w:t xml:space="preserve">​</w:t>
             </w:r>
           </w:p>
         </w:tc>
@@ -5292,12 +5798,25 @@
               <w:pStyle w:val="Compact"/>
               <w:jc w:val="center"/>
             </w:pPr>
+            <m:oMath>
+              <m:sSup>
+                <m:e>
+                  <m:r>
+                    <m:t>p</m:t>
+                  </m:r>
+                </m:e>
+                <m:sup>
+                  <m:r>
+                    <m:t>3</m:t>
+                  </m:r>
+                </m:sup>
+              </m:sSup>
+            </m:oMath>
             <w:r>
               <w:rPr>
-                <w:rStyle w:val="VerbatimChar"/>
                 <w:rFonts w:ascii="Times New Roman" w:hAnsi="Times New Roman" w:eastAsia="Times New Roman" w:cs="Times New Roman"/>
               </w:rPr>
-              <w:t xml:space="preserve">$p^3$</w:t>
+              <w:t xml:space="preserve">​</w:t>
             </w:r>
           </w:p>
         </w:tc>
@@ -5308,12 +5827,46 @@
               <w:pStyle w:val="Compact"/>
               <w:jc w:val="center"/>
             </w:pPr>
+            <m:oMath>
+              <m:sSup>
+                <m:e>
+                  <m:r>
+                    <m:t>​</m:t>
+                  </m:r>
+                </m:e>
+                <m:sup>
+                  <m:r>
+                    <m:t>4</m:t>
+                  </m:r>
+                </m:sup>
+              </m:sSup>
+              <m:sSub>
+                <m:e>
+                  <m:r>
+                    <m:t>S</m:t>
+                  </m:r>
+                </m:e>
+                <m:sub>
+                  <m:r>
+                    <m:t>3</m:t>
+                  </m:r>
+                  <m:r>
+                    <m:rPr>
+                      <m:sty m:val="p"/>
+                    </m:rPr>
+                    <m:t>/</m:t>
+                  </m:r>
+                  <m:r>
+                    <m:t>2</m:t>
+                  </m:r>
+                </m:sub>
+              </m:sSub>
+            </m:oMath>
             <w:r>
               <w:rPr>
-                <w:rStyle w:val="VerbatimChar"/>
                 <w:rFonts w:ascii="Times New Roman" w:hAnsi="Times New Roman" w:eastAsia="Times New Roman" w:cs="Times New Roman"/>
               </w:rPr>
-              <w:t xml:space="preserve">$^4S_{3/2}$</w:t>
+              <w:t xml:space="preserve">​</w:t>
             </w:r>
           </w:p>
         </w:tc>
@@ -5326,12 +5879,25 @@
               <w:pStyle w:val="Compact"/>
               <w:jc w:val="center"/>
             </w:pPr>
+            <m:oMath>
+              <m:sSup>
+                <m:e>
+                  <m:r>
+                    <m:t>p</m:t>
+                  </m:r>
+                </m:e>
+                <m:sup>
+                  <m:r>
+                    <m:t>4</m:t>
+                  </m:r>
+                </m:sup>
+              </m:sSup>
+            </m:oMath>
             <w:r>
               <w:rPr>
-                <w:rStyle w:val="VerbatimChar"/>
                 <w:rFonts w:ascii="Times New Roman" w:hAnsi="Times New Roman" w:eastAsia="Times New Roman" w:cs="Times New Roman"/>
               </w:rPr>
-              <w:t xml:space="preserve">$p^4$</w:t>
+              <w:t xml:space="preserve">​</w:t>
             </w:r>
           </w:p>
         </w:tc>
@@ -5342,12 +5908,37 @@
               <w:pStyle w:val="Compact"/>
               <w:jc w:val="center"/>
             </w:pPr>
+            <m:oMath>
+              <m:sSup>
+                <m:e>
+                  <m:r>
+                    <m:t>​</m:t>
+                  </m:r>
+                </m:e>
+                <m:sup>
+                  <m:r>
+                    <m:t>3</m:t>
+                  </m:r>
+                </m:sup>
+              </m:sSup>
+              <m:sSub>
+                <m:e>
+                  <m:r>
+                    <m:t>P</m:t>
+                  </m:r>
+                </m:e>
+                <m:sub>
+                  <m:r>
+                    <m:t>2</m:t>
+                  </m:r>
+                </m:sub>
+              </m:sSub>
+            </m:oMath>
             <w:r>
               <w:rPr>
-                <w:rStyle w:val="VerbatimChar"/>
                 <w:rFonts w:ascii="Times New Roman" w:hAnsi="Times New Roman" w:eastAsia="Times New Roman" w:cs="Times New Roman"/>
               </w:rPr>
-              <w:t xml:space="preserve">$^3P_2$</w:t>
+              <w:t xml:space="preserve">​</w:t>
             </w:r>
           </w:p>
         </w:tc>
@@ -5360,12 +5951,25 @@
               <w:pStyle w:val="Compact"/>
               <w:jc w:val="center"/>
             </w:pPr>
+            <m:oMath>
+              <m:sSup>
+                <m:e>
+                  <m:r>
+                    <m:t>p</m:t>
+                  </m:r>
+                </m:e>
+                <m:sup>
+                  <m:r>
+                    <m:t>5</m:t>
+                  </m:r>
+                </m:sup>
+              </m:sSup>
+            </m:oMath>
             <w:r>
               <w:rPr>
-                <w:rStyle w:val="VerbatimChar"/>
                 <w:rFonts w:ascii="Times New Roman" w:hAnsi="Times New Roman" w:eastAsia="Times New Roman" w:cs="Times New Roman"/>
               </w:rPr>
-              <w:t xml:space="preserve">$p^5$</w:t>
+              <w:t xml:space="preserve">​</w:t>
             </w:r>
           </w:p>
         </w:tc>
@@ -5376,12 +5980,46 @@
               <w:pStyle w:val="Compact"/>
               <w:jc w:val="center"/>
             </w:pPr>
+            <m:oMath>
+              <m:sSup>
+                <m:e>
+                  <m:r>
+                    <m:t>​</m:t>
+                  </m:r>
+                </m:e>
+                <m:sup>
+                  <m:r>
+                    <m:t>2</m:t>
+                  </m:r>
+                </m:sup>
+              </m:sSup>
+              <m:sSub>
+                <m:e>
+                  <m:r>
+                    <m:t>P</m:t>
+                  </m:r>
+                </m:e>
+                <m:sub>
+                  <m:r>
+                    <m:t>3</m:t>
+                  </m:r>
+                  <m:r>
+                    <m:rPr>
+                      <m:sty m:val="p"/>
+                    </m:rPr>
+                    <m:t>/</m:t>
+                  </m:r>
+                  <m:r>
+                    <m:t>2</m:t>
+                  </m:r>
+                </m:sub>
+              </m:sSub>
+            </m:oMath>
             <w:r>
               <w:rPr>
-                <w:rStyle w:val="VerbatimChar"/>
                 <w:rFonts w:ascii="Times New Roman" w:hAnsi="Times New Roman" w:eastAsia="Times New Roman" w:cs="Times New Roman"/>
               </w:rPr>
-              <w:t xml:space="preserve">$^2P_{3/2}$</w:t>
+              <w:t xml:space="preserve">​</w:t>
             </w:r>
           </w:p>
         </w:tc>
@@ -5394,12 +6032,25 @@
               <w:pStyle w:val="Compact"/>
               <w:jc w:val="center"/>
             </w:pPr>
+            <m:oMath>
+              <m:sSup>
+                <m:e>
+                  <m:r>
+                    <m:t>d</m:t>
+                  </m:r>
+                </m:e>
+                <m:sup>
+                  <m:r>
+                    <m:t>1</m:t>
+                  </m:r>
+                </m:sup>
+              </m:sSup>
+            </m:oMath>
             <w:r>
               <w:rPr>
-                <w:rStyle w:val="VerbatimChar"/>
                 <w:rFonts w:ascii="Times New Roman" w:hAnsi="Times New Roman" w:eastAsia="Times New Roman" w:cs="Times New Roman"/>
               </w:rPr>
-              <w:t xml:space="preserve">$d^1$</w:t>
+              <w:t xml:space="preserve">​</w:t>
             </w:r>
           </w:p>
         </w:tc>
@@ -5410,13 +6061,41 @@
               <w:pStyle w:val="Compact"/>
               <w:jc w:val="center"/>
             </w:pPr>
-            <w:r>
-              <w:rPr>
-                <w:rStyle w:val="VerbatimChar"/>
-                <w:rFonts w:ascii="Times New Roman" w:hAnsi="Times New Roman" w:eastAsia="Times New Roman" w:cs="Times New Roman"/>
-              </w:rPr>
-              <w:t xml:space="preserve">$^2D_{3/2}$</w:t>
-            </w:r>
+            <m:oMath>
+              <m:sSup>
+                <m:e>
+                  <m:r>
+                    <m:t>​</m:t>
+                  </m:r>
+                </m:e>
+                <m:sup>
+                  <m:r>
+                    <m:t>2</m:t>
+                  </m:r>
+                </m:sup>
+              </m:sSup>
+              <m:sSub>
+                <m:e>
+                  <m:r>
+                    <m:t>D</m:t>
+                  </m:r>
+                </m:e>
+                <m:sub>
+                  <m:r>
+                    <m:t>3</m:t>
+                  </m:r>
+                  <m:r>
+                    <m:rPr>
+                      <m:sty m:val="p"/>
+                    </m:rPr>
+                    <m:t>/</m:t>
+                  </m:r>
+                  <m:r>
+                    <m:t>2</m:t>
+                  </m:r>
+                </m:sub>
+              </m:sSub>
+            </m:oMath>
             <w:r>
               <w:rPr>
                 <w:rFonts w:ascii="Times New Roman" w:hAnsi="Times New Roman" w:eastAsia="Times New Roman" w:cs="Times New Roman"/>
@@ -5435,13 +6114,41 @@
               </w:rPr>
               <w:t xml:space="preserve"> </w:t>
             </w:r>
-            <w:r>
-              <w:rPr>
-                <w:rStyle w:val="VerbatimChar"/>
-                <w:rFonts w:ascii="Times New Roman" w:hAnsi="Times New Roman" w:eastAsia="Times New Roman" w:cs="Times New Roman"/>
-              </w:rPr>
-              <w:t xml:space="preserve">$^2D_{5/2}$</w:t>
-            </w:r>
+            <m:oMath>
+              <m:sSup>
+                <m:e>
+                  <m:r>
+                    <m:t>​</m:t>
+                  </m:r>
+                </m:e>
+                <m:sup>
+                  <m:r>
+                    <m:t>2</m:t>
+                  </m:r>
+                </m:sup>
+              </m:sSup>
+              <m:sSub>
+                <m:e>
+                  <m:r>
+                    <m:t>D</m:t>
+                  </m:r>
+                </m:e>
+                <m:sub>
+                  <m:r>
+                    <m:t>5</m:t>
+                  </m:r>
+                  <m:r>
+                    <m:rPr>
+                      <m:sty m:val="p"/>
+                    </m:rPr>
+                    <m:t>/</m:t>
+                  </m:r>
+                  <m:r>
+                    <m:t>2</m:t>
+                  </m:r>
+                </m:sub>
+              </m:sSub>
+            </m:oMath>
           </w:p>
         </w:tc>
       </w:tr>
@@ -5453,13 +6160,20 @@
               <w:pStyle w:val="Compact"/>
               <w:jc w:val="center"/>
             </w:pPr>
-            <w:r>
-              <w:rPr>
-                <w:rStyle w:val="VerbatimChar"/>
-                <w:rFonts w:ascii="Times New Roman" w:hAnsi="Times New Roman" w:eastAsia="Times New Roman" w:cs="Times New Roman"/>
-              </w:rPr>
-              <w:t xml:space="preserve">$d^5$</w:t>
-            </w:r>
+            <m:oMath>
+              <m:sSup>
+                <m:e>
+                  <m:r>
+                    <m:t>d</m:t>
+                  </m:r>
+                </m:e>
+                <m:sup>
+                  <m:r>
+                    <m:t>5</m:t>
+                  </m:r>
+                </m:sup>
+              </m:sSup>
+            </m:oMath>
             <w:r>
               <w:rPr>
                 <w:rFonts w:hint="eastAsia" w:ascii="Times New Roman" w:hAnsi="Times New Roman" w:eastAsia="Times New Roman" w:cs="Times New Roman"/>
@@ -5487,12 +6201,46 @@
               <w:pStyle w:val="Compact"/>
               <w:jc w:val="center"/>
             </w:pPr>
+            <m:oMath>
+              <m:sSup>
+                <m:e>
+                  <m:r>
+                    <m:t>​</m:t>
+                  </m:r>
+                </m:e>
+                <m:sup>
+                  <m:r>
+                    <m:t>6</m:t>
+                  </m:r>
+                </m:sup>
+              </m:sSup>
+              <m:sSub>
+                <m:e>
+                  <m:r>
+                    <m:t>S</m:t>
+                  </m:r>
+                </m:e>
+                <m:sub>
+                  <m:r>
+                    <m:t>5</m:t>
+                  </m:r>
+                  <m:r>
+                    <m:rPr>
+                      <m:sty m:val="p"/>
+                    </m:rPr>
+                    <m:t>/</m:t>
+                  </m:r>
+                  <m:r>
+                    <m:t>2</m:t>
+                  </m:r>
+                </m:sub>
+              </m:sSub>
+            </m:oMath>
             <w:r>
               <w:rPr>
-                <w:rStyle w:val="VerbatimChar"/>
                 <w:rFonts w:ascii="Times New Roman" w:hAnsi="Times New Roman" w:eastAsia="Times New Roman" w:cs="Times New Roman"/>
               </w:rPr>
-              <w:t xml:space="preserve">$^6S_{5/2}$</w:t>
+              <w:t xml:space="preserve">​</w:t>
             </w:r>
           </w:p>
         </w:tc>
@@ -5560,13 +6308,52 @@
         </w:rPr>
         <w:t xml:space="preserve"> </w:t>
       </w:r>
-      <w:r>
-        <w:rPr>
-          <w:rStyle w:val="VerbatimChar"/>
-          <w:rFonts w:ascii="Times New Roman" w:hAnsi="Times New Roman" w:eastAsia="Times New Roman" w:cs="Times New Roman"/>
-        </w:rPr>
-        <w:t xml:space="preserve">$^{2S+1}L_J$</w:t>
-      </w:r>
+      <m:oMath>
+        <m:oMathPr>
+          <m:ctrlPr>
+            <w:rPr>
+              <w:sz w:val="28"/>
+              <w:szCs w:val="28"/>
+            </w:rPr>
+          </m:ctrlPr>
+        </m:oMathPr>
+        <m:sSup>
+          <m:e>
+            <m:r>
+              <m:t>​</m:t>
+            </m:r>
+          </m:e>
+          <m:sup>
+            <m:r>
+              <m:t>2</m:t>
+            </m:r>
+            <m:r>
+              <m:t>S</m:t>
+            </m:r>
+            <m:r>
+              <m:rPr>
+                <m:sty m:val="p"/>
+              </m:rPr>
+              <m:t>+</m:t>
+            </m:r>
+            <m:r>
+              <m:t>1</m:t>
+            </m:r>
+          </m:sup>
+        </m:sSup>
+        <m:sSub>
+          <m:e>
+            <m:r>
+              <m:t>L</m:t>
+            </m:r>
+          </m:e>
+          <m:sub>
+            <m:r>
+              <m:t>J</m:t>
+            </m:r>
+          </m:sub>
+        </m:sSub>
+      </m:oMath>
     </w:p>
     <w:p>
       <w:pPr>
@@ -5615,26 +6402,40 @@
         </w:rPr>
         <w:t xml:space="preserve"> </w:t>
       </w:r>
-      <w:r>
-        <w:rPr>
-          <w:rStyle w:val="VerbatimChar"/>
-          <w:rFonts w:ascii="Times New Roman" w:hAnsi="Times New Roman" w:eastAsia="Times New Roman" w:cs="Times New Roman"/>
-        </w:rPr>
-        <w:t xml:space="preserve">$p^2$</w:t>
-      </w:r>
+      <m:oMath>
+        <m:sSup>
+          <m:e>
+            <m:r>
+              <m:t>p</m:t>
+            </m:r>
+          </m:e>
+          <m:sup>
+            <m:r>
+              <m:t>2</m:t>
+            </m:r>
+          </m:sup>
+        </m:sSup>
+      </m:oMath>
       <w:r>
         <w:rPr>
           <w:rFonts w:ascii="Times New Roman" w:hAnsi="Times New Roman" w:eastAsia="Times New Roman" w:cs="Times New Roman"/>
         </w:rPr>
         <w:t xml:space="preserve">、</w:t>
       </w:r>
-      <w:r>
-        <w:rPr>
-          <w:rStyle w:val="VerbatimChar"/>
-          <w:rFonts w:ascii="Times New Roman" w:hAnsi="Times New Roman" w:eastAsia="Times New Roman" w:cs="Times New Roman"/>
-        </w:rPr>
-        <w:t xml:space="preserve">$p^3$</w:t>
-      </w:r>
+      <m:oMath>
+        <m:sSup>
+          <m:e>
+            <m:r>
+              <m:t>p</m:t>
+            </m:r>
+          </m:e>
+          <m:sup>
+            <m:r>
+              <m:t>3</m:t>
+            </m:r>
+          </m:sup>
+        </m:sSup>
+      </m:oMath>
       <w:r>
         <w:rPr>
           <w:rFonts w:ascii="Times New Roman" w:hAnsi="Times New Roman" w:eastAsia="Times New Roman" w:cs="Times New Roman"/>
@@ -5764,15 +6565,11 @@
         </w:rPr>
         <w:t xml:space="preserve"> </w:t>
       </w:r>
-      <w:r>
-        <w:rPr>
-          <w:rStyle w:val="VerbatimChar"/>
-          <w:rFonts w:ascii="Times New Roman" w:hAnsi="Times New Roman" w:eastAsia="Times New Roman" w:cs="Times New Roman"/>
-          <w:b/>
-          <w:bCs/>
-        </w:rPr>
-        <w:t xml:space="preserve">$S$</w:t>
-      </w:r>
+      <m:oMath>
+        <m:r>
+          <m:t>S</m:t>
+        </m:r>
+      </m:oMath>
       <w:r>
         <w:rPr>
           <w:rFonts w:ascii="Times New Roman" w:hAnsi="Times New Roman" w:eastAsia="Times New Roman" w:cs="Times New Roman"/>
@@ -5827,48 +6624,40 @@
         </w:rPr>
         <w:t xml:space="preserve"> </w:t>
       </w:r>
-      <w:r>
-        <w:rPr>
-          <w:rStyle w:val="VerbatimChar"/>
+      <m:oMath>
+        <m:r>
+          <m:t>S</m:t>
+        </m:r>
+      </m:oMath>
+      <w:r>
+        <w:rPr>
           <w:rFonts w:ascii="Times New Roman" w:hAnsi="Times New Roman" w:eastAsia="Times New Roman" w:cs="Times New Roman"/>
           <w:b/>
           <w:bCs/>
         </w:rPr>
-        <w:t xml:space="preserve">$S$</w:t>
-      </w:r>
-      <w:r>
-        <w:rPr>
-          <w:rFonts w:ascii="Times New Roman" w:hAnsi="Times New Roman" w:eastAsia="Times New Roman" w:cs="Times New Roman"/>
+        <w:t xml:space="preserve"> </w:t>
+      </w:r>
+      <w:r>
+        <w:rPr>
+          <w:rFonts w:hint="eastAsia" w:ascii="Times New Roman" w:hAnsi="Times New Roman" w:eastAsia="FangSong" w:cs="Times New Roman"/>
           <w:b/>
           <w:bCs/>
         </w:rPr>
-        <w:t xml:space="preserve"> </w:t>
-      </w:r>
-      <w:r>
-        <w:rPr>
-          <w:rFonts w:hint="eastAsia" w:ascii="Times New Roman" w:hAnsi="Times New Roman" w:eastAsia="FangSong" w:cs="Times New Roman"/>
+        <w:t xml:space="preserve">下再取最大</w:t>
+      </w:r>
+      <w:r>
+        <w:rPr>
+          <w:rFonts w:ascii="Times New Roman" w:hAnsi="Times New Roman" w:eastAsia="Times New Roman" w:cs="Times New Roman"/>
           <w:b/>
           <w:bCs/>
         </w:rPr>
-        <w:t xml:space="preserve">下再取最大</w:t>
-      </w:r>
-      <w:r>
-        <w:rPr>
-          <w:rFonts w:ascii="Times New Roman" w:hAnsi="Times New Roman" w:eastAsia="Times New Roman" w:cs="Times New Roman"/>
-          <w:b/>
-          <w:bCs/>
-        </w:rPr>
-        <w:t xml:space="preserve"> </w:t>
-      </w:r>
-      <w:r>
-        <w:rPr>
-          <w:rStyle w:val="VerbatimChar"/>
-          <w:rFonts w:ascii="Times New Roman" w:hAnsi="Times New Roman" w:eastAsia="Times New Roman" w:cs="Times New Roman"/>
-          <w:b/>
-          <w:bCs/>
-        </w:rPr>
-        <w:t xml:space="preserve">$L$</w:t>
-      </w:r>
+        <w:t xml:space="preserve"> </w:t>
+      </w:r>
+      <m:oMath>
+        <m:r>
+          <m:t>L</m:t>
+        </m:r>
+      </m:oMath>
       <w:r>
         <w:rPr>
           <w:rFonts w:ascii="Times New Roman" w:hAnsi="Times New Roman" w:eastAsia="Times New Roman" w:cs="Times New Roman"/>
@@ -5927,15 +6716,11 @@
         </w:rPr>
         <w:t xml:space="preserve"> </w:t>
       </w:r>
-      <w:r>
-        <w:rPr>
-          <w:rStyle w:val="VerbatimChar"/>
-          <w:rFonts w:ascii="Times New Roman" w:hAnsi="Times New Roman" w:eastAsia="Times New Roman" w:cs="Times New Roman"/>
-          <w:b/>
-          <w:bCs/>
-        </w:rPr>
-        <w:t xml:space="preserve">$J$</w:t>
-      </w:r>
+      <m:oMath>
+        <m:r>
+          <m:t>J</m:t>
+        </m:r>
+      </m:oMath>
     </w:p>
     <w:p>
       <w:pPr>
@@ -5969,13 +6754,11 @@
         </w:rPr>
         <w:t xml:space="preserve"> </w:t>
       </w:r>
-      <w:r>
-        <w:rPr>
-          <w:rStyle w:val="VerbatimChar"/>
-          <w:rFonts w:ascii="Times New Roman" w:hAnsi="Times New Roman" w:eastAsia="Times New Roman" w:cs="Times New Roman"/>
-        </w:rPr>
-        <w:t xml:space="preserve">$J$</w:t>
-      </w:r>
+      <m:oMath>
+        <m:r>
+          <m:t>J</m:t>
+        </m:r>
+      </m:oMath>
     </w:p>
     <w:p>
       <w:pPr>
@@ -6009,13 +6792,11 @@
         </w:rPr>
         <w:t xml:space="preserve"> </w:t>
       </w:r>
-      <w:r>
-        <w:rPr>
-          <w:rStyle w:val="VerbatimChar"/>
-          <w:rFonts w:ascii="Times New Roman" w:hAnsi="Times New Roman" w:eastAsia="Times New Roman" w:cs="Times New Roman"/>
-        </w:rPr>
-        <w:t xml:space="preserve">$J$</w:t>
-      </w:r>
+      <m:oMath>
+        <m:r>
+          <m:t>J</m:t>
+        </m:r>
+      </m:oMath>
     </w:p>
     <w:p>
       <w:pPr>
@@ -6060,13 +6841,23 @@
         </w:rPr>
         <w:t xml:space="preserve"> </w:t>
       </w:r>
-      <w:r>
-        <w:rPr>
-          <w:rStyle w:val="VerbatimChar"/>
-          <w:rFonts w:ascii="Times New Roman" w:hAnsi="Times New Roman" w:eastAsia="Times New Roman" w:cs="Times New Roman"/>
-        </w:rPr>
-        <w:t xml:space="preserve">$2p^2$</w:t>
-      </w:r>
+      <m:oMath>
+        <m:r>
+          <m:t>2</m:t>
+        </m:r>
+        <m:sSup>
+          <m:e>
+            <m:r>
+              <m:t>p</m:t>
+            </m:r>
+          </m:e>
+          <m:sup>
+            <m:r>
+              <m:t>2</m:t>
+            </m:r>
+          </m:sup>
+        </m:sSup>
+      </m:oMath>
       <w:r>
         <w:rPr>
           <w:rFonts w:hint="eastAsia" w:ascii="Times New Roman" w:hAnsi="Times New Roman" w:eastAsia="Times New Roman" w:cs="Times New Roman"/>
@@ -6085,13 +6876,23 @@
         </w:rPr>
         <w:t xml:space="preserve"> </w:t>
       </w:r>
-      <w:r>
-        <w:rPr>
-          <w:rStyle w:val="VerbatimChar"/>
-          <w:rFonts w:ascii="Times New Roman" w:hAnsi="Times New Roman" w:eastAsia="Times New Roman" w:cs="Times New Roman"/>
-        </w:rPr>
-        <w:t xml:space="preserve">$^3P$</w:t>
-      </w:r>
+      <m:oMath>
+        <m:sSup>
+          <m:e>
+            <m:r>
+              <m:t>​</m:t>
+            </m:r>
+          </m:e>
+          <m:sup>
+            <m:r>
+              <m:t>3</m:t>
+            </m:r>
+          </m:sup>
+        </m:sSup>
+        <m:r>
+          <m:t>P</m:t>
+        </m:r>
+      </m:oMath>
       <w:r>
         <w:rPr>
           <w:rFonts w:hint="eastAsia" w:ascii="Times New Roman" w:hAnsi="Times New Roman" w:eastAsia="Times New Roman" w:cs="Times New Roman"/>
@@ -6122,13 +6923,32 @@
         </w:rPr>
         <w:t xml:space="preserve"> </w:t>
       </w:r>
-      <w:r>
-        <w:rPr>
-          <w:rStyle w:val="VerbatimChar"/>
-          <w:rFonts w:ascii="Times New Roman" w:hAnsi="Times New Roman" w:eastAsia="Times New Roman" w:cs="Times New Roman"/>
-        </w:rPr>
-        <w:t xml:space="preserve">$^3P_0$</w:t>
-      </w:r>
+      <m:oMath>
+        <m:sSup>
+          <m:e>
+            <m:r>
+              <m:t>​</m:t>
+            </m:r>
+          </m:e>
+          <m:sup>
+            <m:r>
+              <m:t>3</m:t>
+            </m:r>
+          </m:sup>
+        </m:sSup>
+        <m:sSub>
+          <m:e>
+            <m:r>
+              <m:t>P</m:t>
+            </m:r>
+          </m:e>
+          <m:sub>
+            <m:r>
+              <m:t>0</m:t>
+            </m:r>
+          </m:sub>
+        </m:sSub>
+      </m:oMath>
     </w:p>
     <w:p>
       <w:pPr>
@@ -6156,13 +6976,23 @@
         </w:rPr>
         <w:t xml:space="preserve"> </w:t>
       </w:r>
-      <w:r>
-        <w:rPr>
-          <w:rStyle w:val="VerbatimChar"/>
-          <w:rFonts w:ascii="Times New Roman" w:hAnsi="Times New Roman" w:eastAsia="Times New Roman" w:cs="Times New Roman"/>
-        </w:rPr>
-        <w:t xml:space="preserve">$2p^4$</w:t>
-      </w:r>
+      <m:oMath>
+        <m:r>
+          <m:t>2</m:t>
+        </m:r>
+        <m:sSup>
+          <m:e>
+            <m:r>
+              <m:t>p</m:t>
+            </m:r>
+          </m:e>
+          <m:sup>
+            <m:r>
+              <m:t>4</m:t>
+            </m:r>
+          </m:sup>
+        </m:sSup>
+      </m:oMath>
       <w:r>
         <w:rPr>
           <w:rFonts w:hint="eastAsia" w:ascii="Times New Roman" w:hAnsi="Times New Roman" w:eastAsia="Times New Roman" w:cs="Times New Roman"/>
@@ -6181,13 +7011,23 @@
         </w:rPr>
         <w:t xml:space="preserve"> </w:t>
       </w:r>
-      <w:r>
-        <w:rPr>
-          <w:rStyle w:val="VerbatimChar"/>
-          <w:rFonts w:ascii="Times New Roman" w:hAnsi="Times New Roman" w:eastAsia="Times New Roman" w:cs="Times New Roman"/>
-        </w:rPr>
-        <w:t xml:space="preserve">$^3P$</w:t>
-      </w:r>
+      <m:oMath>
+        <m:sSup>
+          <m:e>
+            <m:r>
+              <m:t>​</m:t>
+            </m:r>
+          </m:e>
+          <m:sup>
+            <m:r>
+              <m:t>3</m:t>
+            </m:r>
+          </m:sup>
+        </m:sSup>
+        <m:r>
+          <m:t>P</m:t>
+        </m:r>
+      </m:oMath>
       <w:r>
         <w:rPr>
           <w:rFonts w:hint="eastAsia" w:ascii="Times New Roman" w:hAnsi="Times New Roman" w:eastAsia="Times New Roman" w:cs="Times New Roman"/>
@@ -6218,13 +7058,32 @@
         </w:rPr>
         <w:t xml:space="preserve"> </w:t>
       </w:r>
-      <w:r>
-        <w:rPr>
-          <w:rStyle w:val="VerbatimChar"/>
-          <w:rFonts w:ascii="Times New Roman" w:hAnsi="Times New Roman" w:eastAsia="Times New Roman" w:cs="Times New Roman"/>
-        </w:rPr>
-        <w:t xml:space="preserve">$^3P_2$</w:t>
-      </w:r>
+      <m:oMath>
+        <m:sSup>
+          <m:e>
+            <m:r>
+              <m:t>​</m:t>
+            </m:r>
+          </m:e>
+          <m:sup>
+            <m:r>
+              <m:t>3</m:t>
+            </m:r>
+          </m:sup>
+        </m:sSup>
+        <m:sSub>
+          <m:e>
+            <m:r>
+              <m:t>P</m:t>
+            </m:r>
+          </m:e>
+          <m:sub>
+            <m:r>
+              <m:t>2</m:t>
+            </m:r>
+          </m:sub>
+        </m:sSub>
+      </m:oMath>
     </w:p>
     <w:p>
       <w:pPr>
@@ -6290,13 +7149,11 @@
         </w:rPr>
         <w:t xml:space="preserve"> </w:t>
       </w:r>
-      <w:r>
-        <w:rPr>
-          <w:rStyle w:val="VerbatimChar"/>
-          <w:rFonts w:ascii="Times New Roman" w:hAnsi="Times New Roman" w:eastAsia="Times New Roman" w:cs="Times New Roman"/>
-        </w:rPr>
-        <w:t xml:space="preserve">$J$</w:t>
-      </w:r>
+      <m:oMath>
+        <m:r>
+          <m:t>J</m:t>
+        </m:r>
+      </m:oMath>
       <w:r>
         <w:rPr>
           <w:rFonts w:ascii="Times New Roman" w:hAnsi="Times New Roman" w:eastAsia="Times New Roman" w:cs="Times New Roman"/>
@@ -6456,13 +7313,20 @@
           <w:numId w:val="1018"/>
         </w:numPr>
       </w:pPr>
-      <w:r>
-        <w:rPr>
-          <w:rStyle w:val="VerbatimChar"/>
-          <w:rFonts w:ascii="Times New Roman" w:hAnsi="Times New Roman" w:eastAsia="Times New Roman" w:cs="Times New Roman"/>
-        </w:rPr>
-        <w:t xml:space="preserve">$p^5$</w:t>
-      </w:r>
+      <m:oMath>
+        <m:sSup>
+          <m:e>
+            <m:r>
+              <m:t>p</m:t>
+            </m:r>
+          </m:e>
+          <m:sup>
+            <m:r>
+              <m:t>5</m:t>
+            </m:r>
+          </m:sup>
+        </m:sSup>
+      </m:oMath>
       <w:r>
         <w:rPr>
           <w:rFonts w:ascii="Times New Roman" w:hAnsi="Times New Roman" w:eastAsia="Times New Roman" w:cs="Times New Roman"/>
@@ -6481,13 +7345,11 @@
         </w:rPr>
         <w:t xml:space="preserve"> </w:t>
       </w:r>
-      <w:r>
-        <w:rPr>
-          <w:rStyle w:val="VerbatimChar"/>
-          <w:rFonts w:ascii="Times New Roman" w:hAnsi="Times New Roman" w:eastAsia="Times New Roman" w:cs="Times New Roman"/>
-        </w:rPr>
-        <w:t xml:space="preserve">$p$</w:t>
-      </w:r>
+      <m:oMath>
+        <m:r>
+          <m:t>p</m:t>
+        </m:r>
+      </m:oMath>
       <w:r>
         <w:rPr>
           <w:rFonts w:ascii="Times New Roman" w:hAnsi="Times New Roman" w:eastAsia="Times New Roman" w:cs="Times New Roman"/>
@@ -6509,13 +7371,20 @@
           <w:numId w:val="1018"/>
         </w:numPr>
       </w:pPr>
-      <w:r>
-        <w:rPr>
-          <w:rStyle w:val="VerbatimChar"/>
-          <w:rFonts w:ascii="Times New Roman" w:hAnsi="Times New Roman" w:eastAsia="Times New Roman" w:cs="Times New Roman"/>
-        </w:rPr>
-        <w:t xml:space="preserve">$p^4$</w:t>
-      </w:r>
+      <m:oMath>
+        <m:sSup>
+          <m:e>
+            <m:r>
+              <m:t>p</m:t>
+            </m:r>
+          </m:e>
+          <m:sup>
+            <m:r>
+              <m:t>4</m:t>
+            </m:r>
+          </m:sup>
+        </m:sSup>
+      </m:oMath>
       <w:r>
         <w:rPr>
           <w:rFonts w:ascii="Times New Roman" w:hAnsi="Times New Roman" w:eastAsia="Times New Roman" w:cs="Times New Roman"/>
@@ -6534,13 +7403,11 @@
         </w:rPr>
         <w:t xml:space="preserve"> </w:t>
       </w:r>
-      <w:r>
-        <w:rPr>
-          <w:rStyle w:val="VerbatimChar"/>
-          <w:rFonts w:ascii="Times New Roman" w:hAnsi="Times New Roman" w:eastAsia="Times New Roman" w:cs="Times New Roman"/>
-        </w:rPr>
-        <w:t xml:space="preserve">$p$</w:t>
-      </w:r>
+      <m:oMath>
+        <m:r>
+          <m:t>p</m:t>
+        </m:r>
+      </m:oMath>
       <w:r>
         <w:rPr>
           <w:rFonts w:ascii="Times New Roman" w:hAnsi="Times New Roman" w:eastAsia="Times New Roman" w:cs="Times New Roman"/>
@@ -6591,13 +7458,20 @@
           <w:numId w:val="1019"/>
         </w:numPr>
       </w:pPr>
-      <w:r>
-        <w:rPr>
-          <w:rStyle w:val="VerbatimChar"/>
-          <w:rFonts w:ascii="Times New Roman" w:hAnsi="Times New Roman" w:eastAsia="Times New Roman" w:cs="Times New Roman"/>
-        </w:rPr>
-        <w:t xml:space="preserve">$p^1$</w:t>
-      </w:r>
+      <m:oMath>
+        <m:sSup>
+          <m:e>
+            <m:r>
+              <m:t>p</m:t>
+            </m:r>
+          </m:e>
+          <m:sup>
+            <m:r>
+              <m:t>1</m:t>
+            </m:r>
+          </m:sup>
+        </m:sSup>
+      </m:oMath>
       <w:r>
         <w:rPr>
           <w:rFonts w:ascii="Times New Roman" w:hAnsi="Times New Roman" w:eastAsia="Times New Roman" w:cs="Times New Roman"/>
@@ -6616,13 +7490,20 @@
         </w:rPr>
         <w:t xml:space="preserve"> </w:t>
       </w:r>
-      <w:r>
-        <w:rPr>
-          <w:rStyle w:val="VerbatimChar"/>
-          <w:rFonts w:ascii="Times New Roman" w:hAnsi="Times New Roman" w:eastAsia="Times New Roman" w:cs="Times New Roman"/>
-        </w:rPr>
-        <w:t xml:space="preserve">$p^5$</w:t>
-      </w:r>
+      <m:oMath>
+        <m:sSup>
+          <m:e>
+            <m:r>
+              <m:t>p</m:t>
+            </m:r>
+          </m:e>
+          <m:sup>
+            <m:r>
+              <m:t>5</m:t>
+            </m:r>
+          </m:sup>
+        </m:sSup>
+      </m:oMath>
       <w:r>
         <w:rPr>
           <w:rFonts w:ascii="Times New Roman" w:hAnsi="Times New Roman" w:eastAsia="Times New Roman" w:cs="Times New Roman"/>
@@ -6644,13 +7525,20 @@
           <w:numId w:val="1019"/>
         </w:numPr>
       </w:pPr>
-      <w:r>
-        <w:rPr>
-          <w:rStyle w:val="VerbatimChar"/>
-          <w:rFonts w:ascii="Times New Roman" w:hAnsi="Times New Roman" w:eastAsia="Times New Roman" w:cs="Times New Roman"/>
-        </w:rPr>
-        <w:t xml:space="preserve">$p^2$</w:t>
-      </w:r>
+      <m:oMath>
+        <m:sSup>
+          <m:e>
+            <m:r>
+              <m:t>p</m:t>
+            </m:r>
+          </m:e>
+          <m:sup>
+            <m:r>
+              <m:t>2</m:t>
+            </m:r>
+          </m:sup>
+        </m:sSup>
+      </m:oMath>
       <w:r>
         <w:rPr>
           <w:rFonts w:ascii="Times New Roman" w:hAnsi="Times New Roman" w:eastAsia="Times New Roman" w:cs="Times New Roman"/>
@@ -6669,13 +7557,20 @@
         </w:rPr>
         <w:t xml:space="preserve"> </w:t>
       </w:r>
-      <w:r>
-        <w:rPr>
-          <w:rStyle w:val="VerbatimChar"/>
-          <w:rFonts w:ascii="Times New Roman" w:hAnsi="Times New Roman" w:eastAsia="Times New Roman" w:cs="Times New Roman"/>
-        </w:rPr>
-        <w:t xml:space="preserve">$p^4$</w:t>
-      </w:r>
+      <m:oMath>
+        <m:sSup>
+          <m:e>
+            <m:r>
+              <m:t>p</m:t>
+            </m:r>
+          </m:e>
+          <m:sup>
+            <m:r>
+              <m:t>4</m:t>
+            </m:r>
+          </m:sup>
+        </m:sSup>
+      </m:oMath>
       <w:r>
         <w:rPr>
           <w:rFonts w:ascii="Times New Roman" w:hAnsi="Times New Roman" w:eastAsia="Times New Roman" w:cs="Times New Roman"/>
@@ -6714,13 +7609,20 @@
           <w:numId w:val="1020"/>
         </w:numPr>
       </w:pPr>
-      <w:r>
-        <w:rPr>
-          <w:rStyle w:val="VerbatimChar"/>
-          <w:rFonts w:ascii="Times New Roman" w:hAnsi="Times New Roman" w:eastAsia="Times New Roman" w:cs="Times New Roman"/>
-        </w:rPr>
-        <w:t xml:space="preserve">$p^2$</w:t>
-      </w:r>
+      <m:oMath>
+        <m:sSup>
+          <m:e>
+            <m:r>
+              <m:t>p</m:t>
+            </m:r>
+          </m:e>
+          <m:sup>
+            <m:r>
+              <m:t>2</m:t>
+            </m:r>
+          </m:sup>
+        </m:sSup>
+      </m:oMath>
       <w:r>
         <w:rPr>
           <w:rFonts w:ascii="Times New Roman" w:hAnsi="Times New Roman" w:eastAsia="Times New Roman" w:cs="Times New Roman"/>
@@ -6739,13 +7641,32 @@
         </w:rPr>
         <w:t xml:space="preserve"> </w:t>
       </w:r>
-      <w:r>
-        <w:rPr>
-          <w:rStyle w:val="VerbatimChar"/>
-          <w:rFonts w:ascii="Times New Roman" w:hAnsi="Times New Roman" w:eastAsia="Times New Roman" w:cs="Times New Roman"/>
-        </w:rPr>
-        <w:t xml:space="preserve">$^3P_0$</w:t>
-      </w:r>
+      <m:oMath>
+        <m:sSup>
+          <m:e>
+            <m:r>
+              <m:t>​</m:t>
+            </m:r>
+          </m:e>
+          <m:sup>
+            <m:r>
+              <m:t>3</m:t>
+            </m:r>
+          </m:sup>
+        </m:sSup>
+        <m:sSub>
+          <m:e>
+            <m:r>
+              <m:t>P</m:t>
+            </m:r>
+          </m:e>
+          <m:sub>
+            <m:r>
+              <m:t>0</m:t>
+            </m:r>
+          </m:sub>
+        </m:sSub>
+      </m:oMath>
     </w:p>
     <w:p>
       <w:pPr>
@@ -6755,13 +7676,20 @@
           <w:numId w:val="1020"/>
         </w:numPr>
       </w:pPr>
-      <w:r>
-        <w:rPr>
-          <w:rStyle w:val="VerbatimChar"/>
-          <w:rFonts w:ascii="Times New Roman" w:hAnsi="Times New Roman" w:eastAsia="Times New Roman" w:cs="Times New Roman"/>
-        </w:rPr>
-        <w:t xml:space="preserve">$p^4$</w:t>
-      </w:r>
+      <m:oMath>
+        <m:sSup>
+          <m:e>
+            <m:r>
+              <m:t>p</m:t>
+            </m:r>
+          </m:e>
+          <m:sup>
+            <m:r>
+              <m:t>4</m:t>
+            </m:r>
+          </m:sup>
+        </m:sSup>
+      </m:oMath>
       <w:r>
         <w:rPr>
           <w:rFonts w:ascii="Times New Roman" w:hAnsi="Times New Roman" w:eastAsia="Times New Roman" w:cs="Times New Roman"/>
@@ -6780,13 +7708,32 @@
         </w:rPr>
         <w:t xml:space="preserve"> </w:t>
       </w:r>
-      <w:r>
-        <w:rPr>
-          <w:rStyle w:val="VerbatimChar"/>
-          <w:rFonts w:ascii="Times New Roman" w:hAnsi="Times New Roman" w:eastAsia="Times New Roman" w:cs="Times New Roman"/>
-        </w:rPr>
-        <w:t xml:space="preserve">$^3P_2$</w:t>
-      </w:r>
+      <m:oMath>
+        <m:sSup>
+          <m:e>
+            <m:r>
+              <m:t>​</m:t>
+            </m:r>
+          </m:e>
+          <m:sup>
+            <m:r>
+              <m:t>3</m:t>
+            </m:r>
+          </m:sup>
+        </m:sSup>
+        <m:sSub>
+          <m:e>
+            <m:r>
+              <m:t>P</m:t>
+            </m:r>
+          </m:e>
+          <m:sub>
+            <m:r>
+              <m:t>2</m:t>
+            </m:r>
+          </m:sub>
+        </m:sSub>
+      </m:oMath>
     </w:p>
     <w:p>
       <w:pPr>
@@ -6804,13 +7751,20 @@
         </w:rPr>
         <w:t xml:space="preserve"> </w:t>
       </w:r>
-      <w:r>
-        <w:rPr>
-          <w:rStyle w:val="VerbatimChar"/>
-          <w:rFonts w:ascii="Times New Roman" w:hAnsi="Times New Roman" w:eastAsia="Times New Roman" w:cs="Times New Roman"/>
-        </w:rPr>
-        <w:t xml:space="preserve">$L,S$</w:t>
-      </w:r>
+      <m:oMath>
+        <m:r>
+          <m:t>L</m:t>
+        </m:r>
+        <m:r>
+          <m:rPr>
+            <m:sty m:val="p"/>
+          </m:rPr>
+          <m:t>,</m:t>
+        </m:r>
+        <m:r>
+          <m:t>S</m:t>
+        </m:r>
+      </m:oMath>
       <w:r>
         <w:rPr>
           <w:rFonts w:ascii="Times New Roman" w:hAnsi="Times New Roman" w:eastAsia="Times New Roman" w:cs="Times New Roman"/>
@@ -6853,13 +7807,11 @@
         </w:rPr>
         <w:t>，</w:t>
       </w:r>
-      <w:r>
-        <w:rPr>
-          <w:rStyle w:val="VerbatimChar"/>
-          <w:rFonts w:ascii="Times New Roman" w:hAnsi="Times New Roman" w:eastAsia="Times New Roman" w:cs="Times New Roman"/>
-        </w:rPr>
-        <w:t xml:space="preserve">$J$</w:t>
-      </w:r>
+      <m:oMath>
+        <m:r>
+          <m:t>J</m:t>
+        </m:r>
+      </m:oMath>
       <w:r>
         <w:rPr>
           <w:rFonts w:ascii="Times New Roman" w:hAnsi="Times New Roman" w:eastAsia="Times New Roman" w:cs="Times New Roman"/>
@@ -6930,26 +7882,22 @@
         </w:rPr>
         <w:t xml:space="preserve"> </w:t>
       </w:r>
-      <w:r>
-        <w:rPr>
-          <w:rStyle w:val="VerbatimChar"/>
-          <w:rFonts w:ascii="Times New Roman" w:hAnsi="Times New Roman" w:eastAsia="Times New Roman" w:cs="Times New Roman"/>
-        </w:rPr>
-        <w:t xml:space="preserve">$L$</w:t>
-      </w:r>
+      <m:oMath>
+        <m:r>
+          <m:t>L</m:t>
+        </m:r>
+      </m:oMath>
       <w:r>
         <w:rPr>
           <w:rFonts w:ascii="Times New Roman" w:hAnsi="Times New Roman" w:eastAsia="Times New Roman" w:cs="Times New Roman"/>
         </w:rPr>
         <w:t xml:space="preserve">、</w:t>
       </w:r>
-      <w:r>
-        <w:rPr>
-          <w:rStyle w:val="VerbatimChar"/>
-          <w:rFonts w:ascii="Times New Roman" w:hAnsi="Times New Roman" w:eastAsia="Times New Roman" w:cs="Times New Roman"/>
-        </w:rPr>
-        <w:t xml:space="preserve">$S$</w:t>
-      </w:r>
+      <m:oMath>
+        <m:r>
+          <m:t>S</m:t>
+        </m:r>
+      </m:oMath>
       <w:r>
         <w:rPr>
           <w:rFonts w:ascii="Times New Roman" w:hAnsi="Times New Roman" w:eastAsia="Times New Roman" w:cs="Times New Roman"/>
@@ -6968,13 +7916,11 @@
         </w:rPr>
         <w:t xml:space="preserve"> </w:t>
       </w:r>
-      <w:r>
-        <w:rPr>
-          <w:rStyle w:val="VerbatimChar"/>
-          <w:rFonts w:ascii="Times New Roman" w:hAnsi="Times New Roman" w:eastAsia="Times New Roman" w:cs="Times New Roman"/>
-        </w:rPr>
-        <w:t xml:space="preserve">$J$</w:t>
-      </w:r>
+      <m:oMath>
+        <m:r>
+          <m:t>J</m:t>
+        </m:r>
+      </m:oMath>
     </w:p>
     <w:p>
       <w:pPr>
@@ -7152,13 +8098,43 @@
         </w:rPr>
         <w:t xml:space="preserve"> </w:t>
       </w:r>
-      <w:r>
-        <w:rPr>
-          <w:rStyle w:val="VerbatimChar"/>
-          <w:rFonts w:ascii="Times New Roman" w:hAnsi="Times New Roman" w:eastAsia="Times New Roman" w:cs="Times New Roman"/>
-        </w:rPr>
-        <w:t xml:space="preserve">$^{2S+1}L$</w:t>
-      </w:r>
+      <m:oMath>
+        <m:oMathPr>
+          <m:ctrlPr>
+            <w:rPr>
+              <w:sz w:val="28"/>
+              <w:szCs w:val="28"/>
+            </w:rPr>
+          </m:ctrlPr>
+        </m:oMathPr>
+        <m:sSup>
+          <m:e>
+            <m:r>
+              <m:t>​</m:t>
+            </m:r>
+          </m:e>
+          <m:sup>
+            <m:r>
+              <m:t>2</m:t>
+            </m:r>
+            <m:r>
+              <m:t>S</m:t>
+            </m:r>
+            <m:r>
+              <m:rPr>
+                <m:sty m:val="p"/>
+              </m:rPr>
+              <m:t>+</m:t>
+            </m:r>
+            <m:r>
+              <m:t>1</m:t>
+            </m:r>
+          </m:sup>
+        </m:sSup>
+        <m:r>
+          <m:t>L</m:t>
+        </m:r>
+      </m:oMath>
       <w:r>
         <w:rPr>
           <w:rFonts w:ascii="Times New Roman" w:hAnsi="Times New Roman" w:eastAsia="Times New Roman" w:cs="Times New Roman"/>
@@ -7177,13 +8153,11 @@
         </w:rPr>
         <w:t xml:space="preserve"> </w:t>
       </w:r>
-      <w:r>
-        <w:rPr>
-          <w:rStyle w:val="VerbatimChar"/>
-          <w:rFonts w:ascii="Times New Roman" w:hAnsi="Times New Roman" w:eastAsia="Times New Roman" w:cs="Times New Roman"/>
-        </w:rPr>
-        <w:t xml:space="preserve">$J$</w:t>
-      </w:r>
+      <m:oMath>
+        <m:r>
+          <m:t>J</m:t>
+        </m:r>
+      </m:oMath>
       <w:r>
         <w:rPr>
           <w:rFonts w:ascii="Times New Roman" w:hAnsi="Times New Roman" w:eastAsia="Times New Roman" w:cs="Times New Roman"/>
@@ -7339,13 +8313,23 @@
         </w:rPr>
         <w:t xml:space="preserve"> </w:t>
       </w:r>
-      <w:r>
-        <w:rPr>
-          <w:rStyle w:val="VerbatimChar"/>
-          <w:rFonts w:ascii="Times New Roman" w:hAnsi="Times New Roman" w:eastAsia="Times New Roman" w:cs="Times New Roman"/>
-        </w:rPr>
-        <w:t xml:space="preserve">$^3P$</w:t>
-      </w:r>
+      <m:oMath>
+        <m:sSup>
+          <m:e>
+            <m:r>
+              <m:t>​</m:t>
+            </m:r>
+          </m:e>
+          <m:sup>
+            <m:r>
+              <m:t>3</m:t>
+            </m:r>
+          </m:sup>
+        </m:sSup>
+        <m:r>
+          <m:t>P</m:t>
+        </m:r>
+      </m:oMath>
       <w:r>
         <w:rPr>
           <w:rFonts w:ascii="Times New Roman" w:hAnsi="Times New Roman" w:eastAsia="Times New Roman" w:cs="Times New Roman"/>
@@ -7373,12 +8357,25 @@
           <w:numId w:val="1021"/>
         </w:numPr>
       </w:pPr>
-      <w:r>
-        <w:rPr>
-          <w:rStyle w:val="VerbatimChar"/>
-          <w:rFonts w:ascii="Times New Roman" w:hAnsi="Times New Roman" w:eastAsia="Times New Roman" w:cs="Times New Roman"/>
-        </w:rPr>
-        <w:t xml:space="preserve">$L=1$</w:t>
+      <m:oMath>
+        <m:r>
+          <m:t>L</m:t>
+        </m:r>
+        <m:r>
+          <m:rPr>
+            <m:sty m:val="p"/>
+          </m:rPr>
+          <m:t>=</m:t>
+        </m:r>
+        <m:r>
+          <m:t>1</m:t>
+        </m:r>
+      </m:oMath>
+      <w:r>
+        <w:rPr>
+          <w:rFonts w:ascii="Times New Roman" w:hAnsi="Times New Roman" w:eastAsia="Times New Roman" w:cs="Times New Roman"/>
+        </w:rPr>
+        <w:t xml:space="preserve">​</w:t>
       </w:r>
     </w:p>
     <w:p>
@@ -7389,12 +8386,25 @@
           <w:numId w:val="1021"/>
         </w:numPr>
       </w:pPr>
-      <w:r>
-        <w:rPr>
-          <w:rStyle w:val="VerbatimChar"/>
-          <w:rFonts w:ascii="Times New Roman" w:hAnsi="Times New Roman" w:eastAsia="Times New Roman" w:cs="Times New Roman"/>
-        </w:rPr>
-        <w:t xml:space="preserve">$S=1$</w:t>
+      <m:oMath>
+        <m:r>
+          <m:t>S</m:t>
+        </m:r>
+        <m:r>
+          <m:rPr>
+            <m:sty m:val="p"/>
+          </m:rPr>
+          <m:t>=</m:t>
+        </m:r>
+        <m:r>
+          <m:t>1</m:t>
+        </m:r>
+      </m:oMath>
+      <w:r>
+        <w:rPr>
+          <w:rFonts w:ascii="Times New Roman" w:hAnsi="Times New Roman" w:eastAsia="Times New Roman" w:cs="Times New Roman"/>
+        </w:rPr>
+        <w:t xml:space="preserve">​</w:t>
       </w:r>
     </w:p>
     <w:p>
@@ -7472,39 +8482,96 @@
         </w:rPr>
         <w:t xml:space="preserve"> </w:t>
       </w:r>
-      <w:r>
-        <w:rPr>
-          <w:rStyle w:val="VerbatimChar"/>
-          <w:rFonts w:ascii="Times New Roman" w:hAnsi="Times New Roman" w:eastAsia="Times New Roman" w:cs="Times New Roman"/>
-        </w:rPr>
-        <w:t xml:space="preserve">$^3P_0$</w:t>
-      </w:r>
+      <m:oMath>
+        <m:sSup>
+          <m:e>
+            <m:r>
+              <m:t>​</m:t>
+            </m:r>
+          </m:e>
+          <m:sup>
+            <m:r>
+              <m:t>3</m:t>
+            </m:r>
+          </m:sup>
+        </m:sSup>
+        <m:sSub>
+          <m:e>
+            <m:r>
+              <m:t>P</m:t>
+            </m:r>
+          </m:e>
+          <m:sub>
+            <m:r>
+              <m:t>0</m:t>
+            </m:r>
+          </m:sub>
+        </m:sSub>
+      </m:oMath>
       <w:r>
         <w:rPr>
           <w:rFonts w:ascii="Times New Roman" w:hAnsi="Times New Roman" w:eastAsia="Times New Roman" w:cs="Times New Roman"/>
         </w:rPr>
         <w:t xml:space="preserve">、</w:t>
       </w:r>
-      <w:r>
-        <w:rPr>
-          <w:rStyle w:val="VerbatimChar"/>
-          <w:rFonts w:ascii="Times New Roman" w:hAnsi="Times New Roman" w:eastAsia="Times New Roman" w:cs="Times New Roman"/>
-        </w:rPr>
-        <w:t xml:space="preserve">$^3P_1$</w:t>
-      </w:r>
+      <m:oMath>
+        <m:sSup>
+          <m:e>
+            <m:r>
+              <m:t>​</m:t>
+            </m:r>
+          </m:e>
+          <m:sup>
+            <m:r>
+              <m:t>3</m:t>
+            </m:r>
+          </m:sup>
+        </m:sSup>
+        <m:sSub>
+          <m:e>
+            <m:r>
+              <m:t>P</m:t>
+            </m:r>
+          </m:e>
+          <m:sub>
+            <m:r>
+              <m:t>1</m:t>
+            </m:r>
+          </m:sub>
+        </m:sSub>
+      </m:oMath>
       <w:r>
         <w:rPr>
           <w:rFonts w:ascii="Times New Roman" w:hAnsi="Times New Roman" w:eastAsia="Times New Roman" w:cs="Times New Roman"/>
         </w:rPr>
         <w:t xml:space="preserve">、</w:t>
       </w:r>
-      <w:r>
-        <w:rPr>
-          <w:rStyle w:val="VerbatimChar"/>
-          <w:rFonts w:ascii="Times New Roman" w:hAnsi="Times New Roman" w:eastAsia="Times New Roman" w:cs="Times New Roman"/>
-        </w:rPr>
-        <w:t xml:space="preserve">$^3P_2$</w:t>
-      </w:r>
+      <m:oMath>
+        <m:sSup>
+          <m:e>
+            <m:r>
+              <m:t>​</m:t>
+            </m:r>
+          </m:e>
+          <m:sup>
+            <m:r>
+              <m:t>3</m:t>
+            </m:r>
+          </m:sup>
+        </m:sSup>
+        <m:sSub>
+          <m:e>
+            <m:r>
+              <m:t>P</m:t>
+            </m:r>
+          </m:e>
+          <m:sub>
+            <m:r>
+              <m:t>2</m:t>
+            </m:r>
+          </m:sub>
+        </m:sSub>
+      </m:oMath>
       <w:r>
         <w:rPr>
           <w:rFonts w:ascii="Times New Roman" w:hAnsi="Times New Roman" w:eastAsia="Times New Roman" w:cs="Times New Roman"/>
@@ -7549,13 +8616,11 @@
         </w:rPr>
         <w:t xml:space="preserve"> </w:t>
       </w:r>
-      <w:r>
-        <w:rPr>
-          <w:rStyle w:val="VerbatimChar"/>
-          <w:rFonts w:ascii="Times New Roman" w:hAnsi="Times New Roman" w:eastAsia="Times New Roman" w:cs="Times New Roman"/>
-        </w:rPr>
-        <w:t xml:space="preserve">$J$</w:t>
-      </w:r>
+      <m:oMath>
+        <m:r>
+          <m:t>J</m:t>
+        </m:r>
+      </m:oMath>
       <w:r>
         <w:rPr>
           <w:rFonts w:hint="eastAsia" w:ascii="Times New Roman" w:hAnsi="Times New Roman" w:eastAsia="Times New Roman" w:cs="Times New Roman"/>
@@ -7574,13 +8639,11 @@
         </w:rPr>
         <w:t xml:space="preserve"> </w:t>
       </w:r>
-      <w:r>
-        <w:rPr>
-          <w:rStyle w:val="VerbatimChar"/>
-          <w:rFonts w:ascii="Times New Roman" w:hAnsi="Times New Roman" w:eastAsia="Times New Roman" w:cs="Times New Roman"/>
-        </w:rPr>
-        <w:t xml:space="preserve">$J$</w:t>
-      </w:r>
+      <m:oMath>
+        <m:r>
+          <m:t>J</m:t>
+        </m:r>
+      </m:oMath>
     </w:p>
     <w:p>
       <w:pPr>
@@ -7643,13 +8706,11 @@
         </w:rPr>
         <w:t xml:space="preserve"> </w:t>
       </w:r>
-      <w:r>
-        <w:rPr>
-          <w:rStyle w:val="VerbatimChar"/>
-          <w:rFonts w:ascii="Times New Roman" w:hAnsi="Times New Roman" w:eastAsia="Times New Roman" w:cs="Times New Roman"/>
-        </w:rPr>
-        <w:t xml:space="preserve">$J$</w:t>
-      </w:r>
+      <m:oMath>
+        <m:r>
+          <m:t>J</m:t>
+        </m:r>
+      </m:oMath>
       <w:r>
         <w:rPr>
           <w:rFonts w:ascii="Times New Roman" w:hAnsi="Times New Roman" w:eastAsia="Times New Roman" w:cs="Times New Roman"/>
@@ -7745,13 +8806,32 @@
         </w:rPr>
         <w:t xml:space="preserve"> </w:t>
       </w:r>
-      <w:r>
-        <w:rPr>
-          <w:rStyle w:val="VerbatimChar"/>
-          <w:rFonts w:ascii="Times New Roman" w:hAnsi="Times New Roman" w:eastAsia="Times New Roman" w:cs="Times New Roman"/>
-        </w:rPr>
-        <w:t xml:space="preserve">$^3P_0$</w:t>
-      </w:r>
+      <m:oMath>
+        <m:sSup>
+          <m:e>
+            <m:r>
+              <m:t>​</m:t>
+            </m:r>
+          </m:e>
+          <m:sup>
+            <m:r>
+              <m:t>3</m:t>
+            </m:r>
+          </m:sup>
+        </m:sSup>
+        <m:sSub>
+          <m:e>
+            <m:r>
+              <m:t>P</m:t>
+            </m:r>
+          </m:e>
+          <m:sub>
+            <m:r>
+              <m:t>0</m:t>
+            </m:r>
+          </m:sub>
+        </m:sSub>
+      </m:oMath>
       <w:r>
         <w:rPr>
           <w:rFonts w:ascii="Times New Roman" w:hAnsi="Times New Roman" w:eastAsia="Times New Roman" w:cs="Times New Roman"/>
@@ -7791,13 +8871,32 @@
         </w:rPr>
         <w:t xml:space="preserve"> </w:t>
       </w:r>
-      <w:r>
-        <w:rPr>
-          <w:rStyle w:val="VerbatimChar"/>
-          <w:rFonts w:ascii="Times New Roman" w:hAnsi="Times New Roman" w:eastAsia="Times New Roman" w:cs="Times New Roman"/>
-        </w:rPr>
-        <w:t xml:space="preserve">$^3P_2$</w:t>
-      </w:r>
+      <m:oMath>
+        <m:sSup>
+          <m:e>
+            <m:r>
+              <m:t>​</m:t>
+            </m:r>
+          </m:e>
+          <m:sup>
+            <m:r>
+              <m:t>3</m:t>
+            </m:r>
+          </m:sup>
+        </m:sSup>
+        <m:sSub>
+          <m:e>
+            <m:r>
+              <m:t>P</m:t>
+            </m:r>
+          </m:e>
+          <m:sub>
+            <m:r>
+              <m:t>2</m:t>
+            </m:r>
+          </m:sub>
+        </m:sSub>
+      </m:oMath>
       <w:r>
         <w:rPr>
           <w:rFonts w:ascii="Times New Roman" w:hAnsi="Times New Roman" w:eastAsia="Times New Roman" w:cs="Times New Roman"/>
@@ -7941,13 +9040,11 @@
         </w:rPr>
         <w:t>，</w:t>
       </w:r>
-      <w:r>
-        <w:rPr>
-          <w:rStyle w:val="VerbatimChar"/>
-          <w:rFonts w:ascii="Times New Roman" w:hAnsi="Times New Roman" w:eastAsia="Times New Roman" w:cs="Times New Roman"/>
-        </w:rPr>
-        <w:t xml:space="preserve">$L$</w:t>
-      </w:r>
+      <m:oMath>
+        <m:r>
+          <m:t>L</m:t>
+        </m:r>
+      </m:oMath>
       <w:r>
         <w:rPr>
           <w:rFonts w:ascii="Times New Roman" w:hAnsi="Times New Roman" w:eastAsia="Times New Roman" w:cs="Times New Roman"/>
@@ -7966,13 +9063,11 @@
         </w:rPr>
         <w:t xml:space="preserve"> </w:t>
       </w:r>
-      <w:r>
-        <w:rPr>
-          <w:rStyle w:val="VerbatimChar"/>
-          <w:rFonts w:ascii="Times New Roman" w:hAnsi="Times New Roman" w:eastAsia="Times New Roman" w:cs="Times New Roman"/>
-        </w:rPr>
-        <w:t xml:space="preserve">$S$</w:t>
-      </w:r>
+      <m:oMath>
+        <m:r>
+          <m:t>S</m:t>
+        </m:r>
+      </m:oMath>
       <w:r>
         <w:rPr>
           <w:rFonts w:ascii="Times New Roman" w:hAnsi="Times New Roman" w:eastAsia="Times New Roman" w:cs="Times New Roman"/>
@@ -8381,13 +9476,23 @@
         </w:rPr>
         <w:t xml:space="preserve"> </w:t>
       </w:r>
-      <w:r>
-        <w:rPr>
-          <w:rStyle w:val="VerbatimChar"/>
-          <w:rFonts w:ascii="Times New Roman" w:hAnsi="Times New Roman" w:eastAsia="Times New Roman" w:cs="Times New Roman"/>
-        </w:rPr>
-        <w:t xml:space="preserve">$ns^2$</w:t>
-      </w:r>
+      <m:oMath>
+        <m:r>
+          <m:t>n</m:t>
+        </m:r>
+        <m:sSup>
+          <m:e>
+            <m:r>
+              <m:t>s</m:t>
+            </m:r>
+          </m:e>
+          <m:sup>
+            <m:r>
+              <m:t>2</m:t>
+            </m:r>
+          </m:sup>
+        </m:sSup>
+      </m:oMath>
       <w:r>
         <w:rPr>
           <w:rFonts w:ascii="Times New Roman" w:hAnsi="Times New Roman" w:eastAsia="Times New Roman" w:cs="Times New Roman"/>
@@ -8608,13 +9713,14 @@
         </w:rPr>
         <w:t xml:space="preserve"> </w:t>
       </w:r>
-      <w:r>
-        <w:rPr>
-          <w:rStyle w:val="VerbatimChar"/>
-          <w:rFonts w:ascii="Times New Roman" w:hAnsi="Times New Roman" w:eastAsia="Times New Roman" w:cs="Times New Roman"/>
-        </w:rPr>
-        <w:t xml:space="preserve">$ns$</w:t>
-      </w:r>
+      <m:oMath>
+        <m:r>
+          <m:t>n</m:t>
+        </m:r>
+        <m:r>
+          <m:t>s</m:t>
+        </m:r>
+      </m:oMath>
       <w:r>
         <w:rPr>
           <w:rFonts w:ascii="Times New Roman" w:hAnsi="Times New Roman" w:eastAsia="Times New Roman" w:cs="Times New Roman"/>
@@ -8807,13 +9913,23 @@
         </w:rPr>
         <w:t xml:space="preserve"> </w:t>
       </w:r>
-      <w:r>
-        <w:rPr>
-          <w:rStyle w:val="VerbatimChar"/>
-          <w:rFonts w:ascii="Times New Roman" w:hAnsi="Times New Roman" w:eastAsia="Times New Roman" w:cs="Times New Roman"/>
-        </w:rPr>
-        <w:t xml:space="preserve">$Z^{*}$</w:t>
-      </w:r>
+      <m:oMath>
+        <m:sSup>
+          <m:e>
+            <m:r>
+              <m:t>Z</m:t>
+            </m:r>
+          </m:e>
+          <m:sup>
+            <m:r>
+              <m:rPr>
+                <m:sty m:val="p"/>
+              </m:rPr>
+              <m:t>*</m:t>
+            </m:r>
+          </m:sup>
+        </m:sSup>
+      </m:oMath>
       <w:r>
         <w:rPr>
           <w:rFonts w:ascii="Times New Roman" w:hAnsi="Times New Roman" w:eastAsia="Times New Roman" w:cs="Times New Roman"/>
@@ -9295,13 +10411,46 @@
         </w:rPr>
         <w:t xml:space="preserve"> </w:t>
       </w:r>
-      <w:r>
-        <w:rPr>
-          <w:rStyle w:val="VerbatimChar"/>
-          <w:rFonts w:ascii="Times New Roman" w:hAnsi="Times New Roman" w:eastAsia="Times New Roman" w:cs="Times New Roman"/>
-        </w:rPr>
-        <w:t xml:space="preserve">$5d^{10}6s^2$</w:t>
-      </w:r>
+      <m:oMath>
+        <m:oMathPr>
+          <m:ctrlPr>
+            <w:rPr>
+              <w:sz w:val="28"/>
+              <w:szCs w:val="28"/>
+            </w:rPr>
+          </m:ctrlPr>
+        </m:oMathPr>
+        <m:r>
+          <m:t>5</m:t>
+        </m:r>
+        <m:sSup>
+          <m:e>
+            <m:r>
+              <m:t>d</m:t>
+            </m:r>
+          </m:e>
+          <m:sup>
+            <m:r>
+              <m:t>10</m:t>
+            </m:r>
+          </m:sup>
+        </m:sSup>
+        <m:r>
+          <m:t>6</m:t>
+        </m:r>
+        <m:sSup>
+          <m:e>
+            <m:r>
+              <m:t>s</m:t>
+            </m:r>
+          </m:e>
+          <m:sup>
+            <m:r>
+              <m:t>2</m:t>
+            </m:r>
+          </m:sup>
+        </m:sSup>
+      </m:oMath>
       <w:r>
         <w:rPr>
           <w:rFonts w:ascii="Times New Roman" w:hAnsi="Times New Roman" w:eastAsia="Times New Roman" w:cs="Times New Roman"/>
@@ -9792,13 +10941,20 @@
         </w:rPr>
         <w:t xml:space="preserve"> </w:t>
       </w:r>
-      <w:r>
-        <w:rPr>
-          <w:rStyle w:val="VerbatimChar"/>
-          <w:rFonts w:ascii="Times New Roman" w:hAnsi="Times New Roman" w:eastAsia="Times New Roman" w:cs="Times New Roman"/>
-        </w:rPr>
-        <w:t xml:space="preserve">$p^2$</w:t>
-      </w:r>
+      <m:oMath>
+        <m:sSup>
+          <m:e>
+            <m:r>
+              <m:t>p</m:t>
+            </m:r>
+          </m:e>
+          <m:sup>
+            <m:r>
+              <m:t>2</m:t>
+            </m:r>
+          </m:sup>
+        </m:sSup>
+      </m:oMath>
       <w:r>
         <w:rPr>
           <w:rFonts w:ascii="Times New Roman" w:hAnsi="Times New Roman" w:eastAsia="Times New Roman" w:cs="Times New Roman"/>
@@ -10187,13 +11343,23 @@
         </w:rPr>
         <w:t>：</w:t>
       </w:r>
-      <w:r>
-        <w:rPr>
-          <w:rStyle w:val="VerbatimChar"/>
-          <w:rFonts w:ascii="Times New Roman" w:hAnsi="Times New Roman" w:eastAsia="Times New Roman" w:cs="Times New Roman"/>
-        </w:rPr>
-        <w:t xml:space="preserve">$Z^{*}$</w:t>
-      </w:r>
+      <m:oMath>
+        <m:sSup>
+          <m:e>
+            <m:r>
+              <m:t>Z</m:t>
+            </m:r>
+          </m:e>
+          <m:sup>
+            <m:r>
+              <m:rPr>
+                <m:sty m:val="p"/>
+              </m:rPr>
+              <m:t>*</m:t>
+            </m:r>
+          </m:sup>
+        </m:sSup>
+      </m:oMath>
       <w:r>
         <w:rPr>
           <w:rFonts w:hint="eastAsia" w:ascii="Times New Roman" w:hAnsi="Times New Roman" w:eastAsia="Times New Roman" w:cs="Times New Roman"/>
@@ -10281,13 +11447,52 @@
         </w:rPr>
         <w:t xml:space="preserve"> </w:t>
       </w:r>
-      <w:r>
-        <w:rPr>
-          <w:rStyle w:val="VerbatimChar"/>
-          <w:rFonts w:ascii="Times New Roman" w:hAnsi="Times New Roman" w:eastAsia="Times New Roman" w:cs="Times New Roman"/>
-        </w:rPr>
-        <w:t xml:space="preserve">$^{2S+1}L_J$</w:t>
-      </w:r>
+      <m:oMath>
+        <m:oMathPr>
+          <m:ctrlPr>
+            <w:rPr>
+              <w:sz w:val="28"/>
+              <w:szCs w:val="28"/>
+            </w:rPr>
+          </m:ctrlPr>
+        </m:oMathPr>
+        <m:sSup>
+          <m:e>
+            <m:r>
+              <m:t>​</m:t>
+            </m:r>
+          </m:e>
+          <m:sup>
+            <m:r>
+              <m:t>2</m:t>
+            </m:r>
+            <m:r>
+              <m:t>S</m:t>
+            </m:r>
+            <m:r>
+              <m:rPr>
+                <m:sty m:val="p"/>
+              </m:rPr>
+              <m:t>+</m:t>
+            </m:r>
+            <m:r>
+              <m:t>1</m:t>
+            </m:r>
+          </m:sup>
+        </m:sSup>
+        <m:sSub>
+          <m:e>
+            <m:r>
+              <m:t>L</m:t>
+            </m:r>
+          </m:e>
+          <m:sub>
+            <m:r>
+              <m:t>J</m:t>
+            </m:r>
+          </m:sub>
+        </m:sSub>
+      </m:oMath>
     </w:p>
     <w:p>
       <w:pPr>
@@ -10668,13 +11873,23 @@
         </w:rPr>
         <w:t xml:space="preserve"> </w:t>
       </w:r>
-      <w:r>
-        <w:rPr>
-          <w:rStyle w:val="VerbatimChar"/>
-          <w:rFonts w:ascii="Times New Roman" w:hAnsi="Times New Roman" w:eastAsia="Times New Roman" w:cs="Times New Roman"/>
-        </w:rPr>
-        <w:t xml:space="preserve">$Z^{*}$</w:t>
-      </w:r>
+      <m:oMath>
+        <m:sSup>
+          <m:e>
+            <m:r>
+              <m:t>Z</m:t>
+            </m:r>
+          </m:e>
+          <m:sup>
+            <m:r>
+              <m:rPr>
+                <m:sty m:val="p"/>
+              </m:rPr>
+              <m:t>*</m:t>
+            </m:r>
+          </m:sup>
+        </m:sSup>
+      </m:oMath>
       <w:r>
         <w:rPr>
           <w:rFonts w:hint="eastAsia" w:ascii="Times New Roman" w:hAnsi="Times New Roman" w:eastAsia="Times New Roman" w:cs="Times New Roman"/>
@@ -11117,13 +12332,23 @@
         </w:rPr>
         <w:t xml:space="preserve"> </w:t>
       </w:r>
-      <w:r>
-        <w:rPr>
-          <w:rStyle w:val="VerbatimChar"/>
-          <w:rFonts w:ascii="Times New Roman" w:hAnsi="Times New Roman" w:eastAsia="Times New Roman" w:cs="Times New Roman"/>
-        </w:rPr>
-        <w:t xml:space="preserve">$2p^2$</w:t>
-      </w:r>
+      <m:oMath>
+        <m:r>
+          <m:t>2</m:t>
+        </m:r>
+        <m:sSup>
+          <m:e>
+            <m:r>
+              <m:t>p</m:t>
+            </m:r>
+          </m:e>
+          <m:sup>
+            <m:r>
+              <m:t>2</m:t>
+            </m:r>
+          </m:sup>
+        </m:sSup>
+      </m:oMath>
     </w:p>
     <w:p>
       <w:pPr>
@@ -11145,13 +12370,11 @@
         </w:rPr>
         <w:t xml:space="preserve"> </w:t>
       </w:r>
-      <w:r>
-        <w:rPr>
-          <w:rStyle w:val="VerbatimChar"/>
-          <w:rFonts w:ascii="Times New Roman" w:hAnsi="Times New Roman" w:eastAsia="Times New Roman" w:cs="Times New Roman"/>
-        </w:rPr>
-        <w:t xml:space="preserve">$S$</w:t>
-      </w:r>
+      <m:oMath>
+        <m:r>
+          <m:t>S</m:t>
+        </m:r>
+      </m:oMath>
       <w:r>
         <w:rPr>
           <w:rFonts w:hint="eastAsia" w:ascii="Times New Roman" w:hAnsi="Times New Roman" w:eastAsia="Times New Roman" w:cs="Times New Roman"/>
@@ -11185,13 +12408,11 @@
         </w:rPr>
         <w:t xml:space="preserve"> </w:t>
       </w:r>
-      <w:r>
-        <w:rPr>
-          <w:rStyle w:val="VerbatimChar"/>
-          <w:rFonts w:ascii="Times New Roman" w:hAnsi="Times New Roman" w:eastAsia="Times New Roman" w:cs="Times New Roman"/>
-        </w:rPr>
-        <w:t xml:space="preserve">$L$</w:t>
-      </w:r>
+      <m:oMath>
+        <m:r>
+          <m:t>L</m:t>
+        </m:r>
+      </m:oMath>
       <w:r>
         <w:rPr>
           <w:rFonts w:hint="eastAsia" w:ascii="Times New Roman" w:hAnsi="Times New Roman" w:eastAsia="Times New Roman" w:cs="Times New Roman"/>
@@ -11210,13 +12431,11 @@
         </w:rPr>
         <w:t xml:space="preserve"> </w:t>
       </w:r>
-      <w:r>
-        <w:rPr>
-          <w:rStyle w:val="VerbatimChar"/>
-          <w:rFonts w:ascii="Times New Roman" w:hAnsi="Times New Roman" w:eastAsia="Times New Roman" w:cs="Times New Roman"/>
-        </w:rPr>
-        <w:t xml:space="preserve">$P$</w:t>
-      </w:r>
+      <m:oMath>
+        <m:r>
+          <m:t>P</m:t>
+        </m:r>
+      </m:oMath>
     </w:p>
     <w:p>
       <w:pPr>
@@ -11250,13 +12469,11 @@
         </w:rPr>
         <w:t xml:space="preserve"> </w:t>
       </w:r>
-      <w:r>
-        <w:rPr>
-          <w:rStyle w:val="VerbatimChar"/>
-          <w:rFonts w:ascii="Times New Roman" w:hAnsi="Times New Roman" w:eastAsia="Times New Roman" w:cs="Times New Roman"/>
-        </w:rPr>
-        <w:t xml:space="preserve">$J$</w:t>
-      </w:r>
+      <m:oMath>
+        <m:r>
+          <m:t>J</m:t>
+        </m:r>
+      </m:oMath>
     </w:p>
     <w:p>
       <w:pPr>
@@ -11278,13 +12495,32 @@
         </w:rPr>
         <w:t xml:space="preserve"> </w:t>
       </w:r>
-      <w:r>
-        <w:rPr>
-          <w:rStyle w:val="VerbatimChar"/>
-          <w:rFonts w:ascii="Times New Roman" w:hAnsi="Times New Roman" w:eastAsia="Times New Roman" w:cs="Times New Roman"/>
-        </w:rPr>
-        <w:t xml:space="preserve">$^3P_0$</w:t>
-      </w:r>
+      <m:oMath>
+        <m:sSup>
+          <m:e>
+            <m:r>
+              <m:t>​</m:t>
+            </m:r>
+          </m:e>
+          <m:sup>
+            <m:r>
+              <m:t>3</m:t>
+            </m:r>
+          </m:sup>
+        </m:sSup>
+        <m:sSub>
+          <m:e>
+            <m:r>
+              <m:t>P</m:t>
+            </m:r>
+          </m:e>
+          <m:sub>
+            <m:r>
+              <m:t>0</m:t>
+            </m:r>
+          </m:sub>
+        </m:sSub>
+      </m:oMath>
     </w:p>
     <w:p>
       <w:pPr>
@@ -11312,13 +12548,23 @@
         </w:rPr>
         <w:t xml:space="preserve"> </w:t>
       </w:r>
-      <w:r>
-        <w:rPr>
-          <w:rStyle w:val="VerbatimChar"/>
-          <w:rFonts w:ascii="Times New Roman" w:hAnsi="Times New Roman" w:eastAsia="Times New Roman" w:cs="Times New Roman"/>
-        </w:rPr>
-        <w:t xml:space="preserve">$2p^4$</w:t>
-      </w:r>
+      <m:oMath>
+        <m:r>
+          <m:t>2</m:t>
+        </m:r>
+        <m:sSup>
+          <m:e>
+            <m:r>
+              <m:t>p</m:t>
+            </m:r>
+          </m:e>
+          <m:sup>
+            <m:r>
+              <m:t>4</m:t>
+            </m:r>
+          </m:sup>
+        </m:sSup>
+      </m:oMath>
     </w:p>
     <w:p>
       <w:pPr>
@@ -11340,13 +12586,23 @@
         </w:rPr>
         <w:t xml:space="preserve"> </w:t>
       </w:r>
-      <w:r>
-        <w:rPr>
-          <w:rStyle w:val="VerbatimChar"/>
-          <w:rFonts w:ascii="Times New Roman" w:hAnsi="Times New Roman" w:eastAsia="Times New Roman" w:cs="Times New Roman"/>
-        </w:rPr>
-        <w:t xml:space="preserve">$^3P$</w:t>
-      </w:r>
+      <m:oMath>
+        <m:sSup>
+          <m:e>
+            <m:r>
+              <m:t>​</m:t>
+            </m:r>
+          </m:e>
+          <m:sup>
+            <m:r>
+              <m:t>3</m:t>
+            </m:r>
+          </m:sup>
+        </m:sSup>
+        <m:r>
+          <m:t>P</m:t>
+        </m:r>
+      </m:oMath>
     </w:p>
     <w:p>
       <w:pPr>
@@ -11380,13 +12636,11 @@
         </w:rPr>
         <w:t xml:space="preserve"> </w:t>
       </w:r>
-      <w:r>
-        <w:rPr>
-          <w:rStyle w:val="VerbatimChar"/>
-          <w:rFonts w:ascii="Times New Roman" w:hAnsi="Times New Roman" w:eastAsia="Times New Roman" w:cs="Times New Roman"/>
-        </w:rPr>
-        <w:t xml:space="preserve">$J$</w:t>
-      </w:r>
+      <m:oMath>
+        <m:r>
+          <m:t>J</m:t>
+        </m:r>
+      </m:oMath>
     </w:p>
     <w:p>
       <w:pPr>
@@ -11408,13 +12662,32 @@
         </w:rPr>
         <w:t xml:space="preserve"> </w:t>
       </w:r>
-      <w:r>
-        <w:rPr>
-          <w:rStyle w:val="VerbatimChar"/>
-          <w:rFonts w:ascii="Times New Roman" w:hAnsi="Times New Roman" w:eastAsia="Times New Roman" w:cs="Times New Roman"/>
-        </w:rPr>
-        <w:t xml:space="preserve">$^3P_2$</w:t>
-      </w:r>
+      <m:oMath>
+        <m:sSup>
+          <m:e>
+            <m:r>
+              <m:t>​</m:t>
+            </m:r>
+          </m:e>
+          <m:sup>
+            <m:r>
+              <m:t>3</m:t>
+            </m:r>
+          </m:sup>
+        </m:sSup>
+        <m:sSub>
+          <m:e>
+            <m:r>
+              <m:t>P</m:t>
+            </m:r>
+          </m:e>
+          <m:sub>
+            <m:r>
+              <m:t>2</m:t>
+            </m:r>
+          </m:sub>
+        </m:sSub>
+      </m:oMath>
     </w:p>
     <w:p>
       <w:pPr>
@@ -11470,13 +12743,20 @@
         </w:rPr>
         <w:t xml:space="preserve"> </w:t>
       </w:r>
-      <w:r>
-        <w:rPr>
-          <w:rStyle w:val="VerbatimChar"/>
-          <w:rFonts w:ascii="Times New Roman" w:hAnsi="Times New Roman" w:eastAsia="Times New Roman" w:cs="Times New Roman"/>
-        </w:rPr>
-        <w:t xml:space="preserve">$L,S$</w:t>
-      </w:r>
+      <m:oMath>
+        <m:r>
+          <m:t>L</m:t>
+        </m:r>
+        <m:r>
+          <m:rPr>
+            <m:sty m:val="p"/>
+          </m:rPr>
+          <m:t>,</m:t>
+        </m:r>
+        <m:r>
+          <m:t>S</m:t>
+        </m:r>
+      </m:oMath>
       <w:r>
         <w:rPr>
           <w:rFonts w:ascii="Times New Roman" w:hAnsi="Times New Roman" w:eastAsia="Times New Roman" w:cs="Times New Roman"/>
@@ -11519,13 +12799,11 @@
         </w:rPr>
         <w:t xml:space="preserve"> </w:t>
       </w:r>
-      <w:r>
-        <w:rPr>
-          <w:rStyle w:val="VerbatimChar"/>
-          <w:rFonts w:ascii="Times New Roman" w:hAnsi="Times New Roman" w:eastAsia="Times New Roman" w:cs="Times New Roman"/>
-        </w:rPr>
-        <w:t xml:space="preserve">$J$</w:t>
-      </w:r>
+      <m:oMath>
+        <m:r>
+          <m:t>J</m:t>
+        </m:r>
+      </m:oMath>
       <w:r>
         <w:rPr>
           <w:rFonts w:ascii="Times New Roman" w:hAnsi="Times New Roman" w:eastAsia="Times New Roman" w:cs="Times New Roman"/>
@@ -12526,13 +13804,32 @@
         </w:rPr>
         <w:t xml:space="preserve"> </w:t>
       </w:r>
-      <w:r>
-        <w:rPr>
-          <w:rStyle w:val="VerbatimChar"/>
-          <w:rFonts w:ascii="Times New Roman" w:hAnsi="Times New Roman" w:eastAsia="Times New Roman" w:cs="Times New Roman"/>
-        </w:rPr>
-        <w:t xml:space="preserve">$d^{10}s^2$</w:t>
-      </w:r>
+      <m:oMath>
+        <m:sSup>
+          <m:e>
+            <m:r>
+              <m:t>d</m:t>
+            </m:r>
+          </m:e>
+          <m:sup>
+            <m:r>
+              <m:t>10</m:t>
+            </m:r>
+          </m:sup>
+        </m:sSup>
+        <m:sSup>
+          <m:e>
+            <m:r>
+              <m:t>s</m:t>
+            </m:r>
+          </m:e>
+          <m:sup>
+            <m:r>
+              <m:t>2</m:t>
+            </m:r>
+          </m:sup>
+        </m:sSup>
+      </m:oMath>
     </w:p>
     <w:p>
       <w:pPr>
@@ -12816,13 +14113,52 @@
         </w:rPr>
         <w:t xml:space="preserve"> </w:t>
       </w:r>
-      <w:r>
-        <w:rPr>
-          <w:rStyle w:val="VerbatimChar"/>
-          <w:rFonts w:ascii="Times New Roman" w:hAnsi="Times New Roman" w:eastAsia="Times New Roman" w:cs="Times New Roman"/>
-        </w:rPr>
-        <w:t xml:space="preserve">$^{2S+1}L_J$</w:t>
-      </w:r>
+      <m:oMath>
+        <m:oMathPr>
+          <m:ctrlPr>
+            <w:rPr>
+              <w:sz w:val="28"/>
+              <w:szCs w:val="28"/>
+            </w:rPr>
+          </m:ctrlPr>
+        </m:oMathPr>
+        <m:sSup>
+          <m:e>
+            <m:r>
+              <m:t>​</m:t>
+            </m:r>
+          </m:e>
+          <m:sup>
+            <m:r>
+              <m:t>2</m:t>
+            </m:r>
+            <m:r>
+              <m:t>S</m:t>
+            </m:r>
+            <m:r>
+              <m:rPr>
+                <m:sty m:val="p"/>
+              </m:rPr>
+              <m:t>+</m:t>
+            </m:r>
+            <m:r>
+              <m:t>1</m:t>
+            </m:r>
+          </m:sup>
+        </m:sSup>
+        <m:sSub>
+          <m:e>
+            <m:r>
+              <m:t>L</m:t>
+            </m:r>
+          </m:e>
+          <m:sub>
+            <m:r>
+              <m:t>J</m:t>
+            </m:r>
+          </m:sub>
+        </m:sSub>
+      </m:oMath>
       <w:r>
         <w:rPr>
           <w:rFonts w:ascii="Times New Roman" w:hAnsi="Times New Roman" w:eastAsia="Times New Roman" w:cs="Times New Roman"/>
@@ -12872,13 +14208,20 @@
         </w:rPr>
         <w:t>：</w:t>
       </w:r>
-      <w:r>
-        <w:rPr>
-          <w:rStyle w:val="VerbatimChar"/>
-          <w:rFonts w:ascii="Times New Roman" w:hAnsi="Times New Roman" w:eastAsia="Times New Roman" w:cs="Times New Roman"/>
-        </w:rPr>
-        <w:t xml:space="preserve">$p^2$</w:t>
-      </w:r>
+      <m:oMath>
+        <m:sSup>
+          <m:e>
+            <m:r>
+              <m:t>p</m:t>
+            </m:r>
+          </m:e>
+          <m:sup>
+            <m:r>
+              <m:t>2</m:t>
+            </m:r>
+          </m:sup>
+        </m:sSup>
+      </m:oMath>
       <w:r>
         <w:rPr>
           <w:rFonts w:ascii="Times New Roman" w:hAnsi="Times New Roman" w:eastAsia="Times New Roman" w:cs="Times New Roman"/>
@@ -12955,13 +14298,20 @@
         </w:rPr>
         <w:t xml:space="preserve"> </w:t>
       </w:r>
-      <w:r>
-        <w:rPr>
-          <w:rStyle w:val="VerbatimChar"/>
-          <w:rFonts w:ascii="Times New Roman" w:hAnsi="Times New Roman" w:eastAsia="Times New Roman" w:cs="Times New Roman"/>
-        </w:rPr>
-        <w:t xml:space="preserve">$n+l$</w:t>
-      </w:r>
+      <m:oMath>
+        <m:r>
+          <m:t>n</m:t>
+        </m:r>
+        <m:r>
+          <m:rPr>
+            <m:sty m:val="p"/>
+          </m:rPr>
+          <m:t>+</m:t>
+        </m:r>
+        <m:r>
+          <m:t>l</m:t>
+        </m:r>
+      </m:oMath>
       <w:r>
         <w:rPr>
           <w:rFonts w:ascii="Times New Roman" w:hAnsi="Times New Roman" w:eastAsia="Times New Roman" w:cs="Times New Roman"/>
@@ -13043,13 +14393,20 @@
         </w:rPr>
         <w:t>：</w:t>
       </w:r>
-      <w:r>
-        <w:rPr>
-          <w:rStyle w:val="VerbatimChar"/>
-          <w:rFonts w:ascii="Times New Roman" w:hAnsi="Times New Roman" w:eastAsia="Times New Roman" w:cs="Times New Roman"/>
-        </w:rPr>
-        <w:t xml:space="preserve">$p^3$</w:t>
-      </w:r>
+      <m:oMath>
+        <m:sSup>
+          <m:e>
+            <m:r>
+              <m:t>p</m:t>
+            </m:r>
+          </m:e>
+          <m:sup>
+            <m:r>
+              <m:t>3</m:t>
+            </m:r>
+          </m:sup>
+        </m:sSup>
+      </m:oMath>
       <w:r>
         <w:rPr>
           <w:rFonts w:ascii="Times New Roman" w:hAnsi="Times New Roman" w:eastAsia="Times New Roman" w:cs="Times New Roman"/>
@@ -13149,13 +14506,32 @@
         </w:rPr>
         <w:t xml:space="preserve"> </w:t>
       </w:r>
-      <w:r>
-        <w:rPr>
-          <w:rStyle w:val="VerbatimChar"/>
-          <w:rFonts w:ascii="Times New Roman" w:hAnsi="Times New Roman" w:eastAsia="Times New Roman" w:cs="Times New Roman"/>
-        </w:rPr>
-        <w:t xml:space="preserve">$^3P_J$</w:t>
-      </w:r>
+      <m:oMath>
+        <m:sSup>
+          <m:e>
+            <m:r>
+              <m:t>​</m:t>
+            </m:r>
+          </m:e>
+          <m:sup>
+            <m:r>
+              <m:t>3</m:t>
+            </m:r>
+          </m:sup>
+        </m:sSup>
+        <m:sSub>
+          <m:e>
+            <m:r>
+              <m:t>P</m:t>
+            </m:r>
+          </m:e>
+          <m:sub>
+            <m:r>
+              <m:t>J</m:t>
+            </m:r>
+          </m:sub>
+        </m:sSub>
+      </m:oMath>
       <w:r>
         <w:rPr>
           <w:rFonts w:ascii="Times New Roman" w:hAnsi="Times New Roman" w:eastAsia="Times New Roman" w:cs="Times New Roman"/>
@@ -13625,13 +15001,46 @@
         </w:rPr>
         <w:t xml:space="preserve"> </w:t>
       </w:r>
-      <w:r>
-        <w:rPr>
-          <w:rStyle w:val="VerbatimChar"/>
-          <w:rFonts w:ascii="Times New Roman" w:hAnsi="Times New Roman" w:eastAsia="Times New Roman" w:cs="Times New Roman"/>
-        </w:rPr>
-        <w:t xml:space="preserve">$ns^2np^1$</w:t>
-      </w:r>
+      <m:oMath>
+        <m:oMathPr>
+          <m:ctrlPr>
+            <w:rPr>
+              <w:sz w:val="28"/>
+              <w:szCs w:val="28"/>
+            </w:rPr>
+          </m:ctrlPr>
+        </m:oMathPr>
+        <m:r>
+          <m:t>n</m:t>
+        </m:r>
+        <m:sSup>
+          <m:e>
+            <m:r>
+              <m:t>s</m:t>
+            </m:r>
+          </m:e>
+          <m:sup>
+            <m:r>
+              <m:t>2</m:t>
+            </m:r>
+          </m:sup>
+        </m:sSup>
+        <m:r>
+          <m:t>n</m:t>
+        </m:r>
+        <m:sSup>
+          <m:e>
+            <m:r>
+              <m:t>p</m:t>
+            </m:r>
+          </m:e>
+          <m:sup>
+            <m:r>
+              <m:t>1</m:t>
+            </m:r>
+          </m:sup>
+        </m:sSup>
+      </m:oMath>
       <w:r>
         <w:rPr>
           <w:rFonts w:ascii="Times New Roman" w:hAnsi="Times New Roman" w:eastAsia="Times New Roman" w:cs="Times New Roman"/>
@@ -13806,13 +15215,23 @@
         </w:rPr>
         <w:t xml:space="preserve"> </w:t>
       </w:r>
-      <w:r>
-        <w:rPr>
-          <w:rStyle w:val="VerbatimChar"/>
-          <w:rFonts w:ascii="Times New Roman" w:hAnsi="Times New Roman" w:eastAsia="Times New Roman" w:cs="Times New Roman"/>
-        </w:rPr>
-        <w:t xml:space="preserve">$2S+1$</w:t>
-      </w:r>
+      <m:oMath>
+        <m:r>
+          <m:t>2</m:t>
+        </m:r>
+        <m:r>
+          <m:t>S</m:t>
+        </m:r>
+        <m:r>
+          <m:rPr>
+            <m:sty m:val="p"/>
+          </m:rPr>
+          <m:t>+</m:t>
+        </m:r>
+        <m:r>
+          <m:t>1</m:t>
+        </m:r>
+      </m:oMath>
       <w:r>
         <w:rPr>
           <w:rFonts w:ascii="Times New Roman" w:hAnsi="Times New Roman" w:eastAsia="Times New Roman" w:cs="Times New Roman"/>
@@ -13831,13 +15250,11 @@
         </w:rPr>
         <w:t>，</w:t>
       </w:r>
-      <w:r>
-        <w:rPr>
-          <w:rStyle w:val="VerbatimChar"/>
-          <w:rFonts w:ascii="Times New Roman" w:hAnsi="Times New Roman" w:eastAsia="Times New Roman" w:cs="Times New Roman"/>
-        </w:rPr>
-        <w:t xml:space="preserve">$L$</w:t>
-      </w:r>
+      <m:oMath>
+        <m:r>
+          <m:t>L</m:t>
+        </m:r>
+      </m:oMath>
       <w:r>
         <w:rPr>
           <w:rFonts w:ascii="Times New Roman" w:hAnsi="Times New Roman" w:eastAsia="Times New Roman" w:cs="Times New Roman"/>
@@ -13856,13 +15273,11 @@
         </w:rPr>
         <w:t>，</w:t>
       </w:r>
-      <w:r>
-        <w:rPr>
-          <w:rStyle w:val="VerbatimChar"/>
-          <w:rFonts w:ascii="Times New Roman" w:hAnsi="Times New Roman" w:eastAsia="Times New Roman" w:cs="Times New Roman"/>
-        </w:rPr>
-        <w:t xml:space="preserve">$J$</w:t>
-      </w:r>
+      <m:oMath>
+        <m:r>
+          <m:t>J</m:t>
+        </m:r>
+      </m:oMath>
       <w:r>
         <w:rPr>
           <w:rFonts w:ascii="Times New Roman" w:hAnsi="Times New Roman" w:eastAsia="Times New Roman" w:cs="Times New Roman"/>
@@ -13900,13 +15315,20 @@
         </w:rPr>
         <w:t xml:space="preserve"> </w:t>
       </w:r>
-      <w:r>
-        <w:rPr>
-          <w:rStyle w:val="VerbatimChar"/>
-          <w:rFonts w:ascii="Times New Roman" w:hAnsi="Times New Roman" w:eastAsia="Times New Roman" w:cs="Times New Roman"/>
-        </w:rPr>
-        <w:t xml:space="preserve">$p^2$</w:t>
-      </w:r>
+      <m:oMath>
+        <m:sSup>
+          <m:e>
+            <m:r>
+              <m:t>p</m:t>
+            </m:r>
+          </m:e>
+          <m:sup>
+            <m:r>
+              <m:t>2</m:t>
+            </m:r>
+          </m:sup>
+        </m:sSup>
+      </m:oMath>
       <w:r>
         <w:rPr>
           <w:rFonts w:ascii="Times New Roman" w:hAnsi="Times New Roman" w:eastAsia="Times New Roman" w:cs="Times New Roman"/>
@@ -13925,13 +15347,20 @@
         </w:rPr>
         <w:t>；</w:t>
       </w:r>
-      <w:r>
-        <w:rPr>
-          <w:rStyle w:val="VerbatimChar"/>
-          <w:rFonts w:ascii="Times New Roman" w:hAnsi="Times New Roman" w:eastAsia="Times New Roman" w:cs="Times New Roman"/>
-        </w:rPr>
-        <w:t xml:space="preserve">$p^4$</w:t>
-      </w:r>
+      <m:oMath>
+        <m:sSup>
+          <m:e>
+            <m:r>
+              <m:t>p</m:t>
+            </m:r>
+          </m:e>
+          <m:sup>
+            <m:r>
+              <m:t>4</m:t>
+            </m:r>
+          </m:sup>
+        </m:sSup>
+      </m:oMath>
       <w:r>
         <w:rPr>
           <w:rFonts w:ascii="Times New Roman" w:hAnsi="Times New Roman" w:eastAsia="Times New Roman" w:cs="Times New Roman"/>
@@ -13950,13 +15379,20 @@
         </w:rPr>
         <w:t>；</w:t>
       </w:r>
-      <w:r>
-        <w:rPr>
-          <w:rStyle w:val="VerbatimChar"/>
-          <w:rFonts w:ascii="Times New Roman" w:hAnsi="Times New Roman" w:eastAsia="Times New Roman" w:cs="Times New Roman"/>
-        </w:rPr>
-        <w:t xml:space="preserve">$d^5$</w:t>
-      </w:r>
+      <m:oMath>
+        <m:sSup>
+          <m:e>
+            <m:r>
+              <m:t>d</m:t>
+            </m:r>
+          </m:e>
+          <m:sup>
+            <m:r>
+              <m:t>5</m:t>
+            </m:r>
+          </m:sup>
+        </m:sSup>
+      </m:oMath>
       <w:r>
         <w:rPr>
           <w:rFonts w:ascii="Times New Roman" w:hAnsi="Times New Roman" w:eastAsia="Times New Roman" w:cs="Times New Roman"/>
@@ -13975,13 +15411,20 @@
         </w:rPr>
         <w:t>；</w:t>
       </w:r>
-      <w:r>
-        <w:rPr>
-          <w:rStyle w:val="VerbatimChar"/>
-          <w:rFonts w:ascii="Times New Roman" w:hAnsi="Times New Roman" w:eastAsia="Times New Roman" w:cs="Times New Roman"/>
-        </w:rPr>
-        <w:t xml:space="preserve">$d^8$</w:t>
-      </w:r>
+      <m:oMath>
+        <m:sSup>
+          <m:e>
+            <m:r>
+              <m:t>d</m:t>
+            </m:r>
+          </m:e>
+          <m:sup>
+            <m:r>
+              <m:t>8</m:t>
+            </m:r>
+          </m:sup>
+        </m:sSup>
+      </m:oMath>
       <w:r>
         <w:rPr>
           <w:rFonts w:ascii="Times New Roman" w:hAnsi="Times New Roman" w:eastAsia="Times New Roman" w:cs="Times New Roman"/>
@@ -14079,13 +15522,20 @@
         </w:rPr>
         <w:t xml:space="preserve"> </w:t>
       </w:r>
-      <w:r>
-        <w:rPr>
-          <w:rStyle w:val="VerbatimChar"/>
-          <w:rFonts w:ascii="Times New Roman" w:hAnsi="Times New Roman" w:eastAsia="Times New Roman" w:cs="Times New Roman"/>
-        </w:rPr>
-        <w:t xml:space="preserve">$n+l$</w:t>
-      </w:r>
+      <m:oMath>
+        <m:r>
+          <m:t>n</m:t>
+        </m:r>
+        <m:r>
+          <m:rPr>
+            <m:sty m:val="p"/>
+          </m:rPr>
+          <m:t>+</m:t>
+        </m:r>
+        <m:r>
+          <m:t>l</m:t>
+        </m:r>
+      </m:oMath>
       <w:r>
         <w:rPr>
           <w:rFonts w:ascii="Times New Roman" w:hAnsi="Times New Roman" w:eastAsia="Times New Roman" w:cs="Times New Roman"/>
@@ -14146,12 +15596,72 @@
           <w:numId w:val="1043"/>
         </w:numPr>
       </w:pPr>
-      <w:r>
-        <w:rPr>
-          <w:rStyle w:val="VerbatimChar"/>
-          <w:rFonts w:ascii="Times New Roman" w:hAnsi="Times New Roman" w:eastAsia="Times New Roman" w:cs="Times New Roman"/>
-        </w:rPr>
-        <w:t xml:space="preserve">$p^3 \rightarrow {^4S_{3/2}}$</w:t>
+      <m:oMath>
+        <m:oMathPr>
+          <m:ctrlPr>
+            <w:rPr>
+              <w:sz w:val="28"/>
+              <w:szCs w:val="28"/>
+            </w:rPr>
+          </m:ctrlPr>
+        </m:oMathPr>
+        <m:sSup>
+          <m:e>
+            <m:r>
+              <m:t>p</m:t>
+            </m:r>
+          </m:e>
+          <m:sup>
+            <m:r>
+              <m:t>3</m:t>
+            </m:r>
+          </m:sup>
+        </m:sSup>
+        <m:r>
+          <m:rPr>
+            <m:sty m:val="p"/>
+          </m:rPr>
+          <m:t>→</m:t>
+        </m:r>
+        <m:sSup>
+          <m:e>
+            <m:r>
+              <m:t>​</m:t>
+            </m:r>
+          </m:e>
+          <m:sup>
+            <m:r>
+              <m:t>4</m:t>
+            </m:r>
+          </m:sup>
+        </m:sSup>
+        <m:sSub>
+          <m:e>
+            <m:r>
+              <m:t>S</m:t>
+            </m:r>
+          </m:e>
+          <m:sub>
+            <m:r>
+              <m:t>3</m:t>
+            </m:r>
+            <m:r>
+              <m:rPr>
+                <m:sty m:val="p"/>
+              </m:rPr>
+              <m:t>/</m:t>
+            </m:r>
+            <m:r>
+              <m:t>2</m:t>
+            </m:r>
+          </m:sub>
+        </m:sSub>
+      </m:oMath>
+      <w:r>
+        <w:rPr>
+          <w:rFonts w:ascii="Times New Roman" w:hAnsi="Times New Roman" w:eastAsia="Times New Roman" w:cs="Times New Roman"/>
+        </w:rPr>
+        <w:t xml:space="preserve">​</w:t>
       </w:r>
     </w:p>
     <w:p>
@@ -14162,12 +15672,63 @@
           <w:numId w:val="1043"/>
         </w:numPr>
       </w:pPr>
-      <w:r>
-        <w:rPr>
-          <w:rStyle w:val="VerbatimChar"/>
-          <w:rFonts w:ascii="Times New Roman" w:hAnsi="Times New Roman" w:eastAsia="Times New Roman" w:cs="Times New Roman"/>
-        </w:rPr>
-        <w:t xml:space="preserve">$p^4 \rightarrow {^3P_2}$</w:t>
+      <m:oMath>
+        <m:oMathPr>
+          <m:ctrlPr>
+            <w:rPr>
+              <w:sz w:val="28"/>
+              <w:szCs w:val="28"/>
+            </w:rPr>
+          </m:ctrlPr>
+        </m:oMathPr>
+        <m:sSup>
+          <m:e>
+            <m:r>
+              <m:t>p</m:t>
+            </m:r>
+          </m:e>
+          <m:sup>
+            <m:r>
+              <m:t>4</m:t>
+            </m:r>
+          </m:sup>
+        </m:sSup>
+        <m:r>
+          <m:rPr>
+            <m:sty m:val="p"/>
+          </m:rPr>
+          <m:t>→</m:t>
+        </m:r>
+        <m:sSup>
+          <m:e>
+            <m:r>
+              <m:t>​</m:t>
+            </m:r>
+          </m:e>
+          <m:sup>
+            <m:r>
+              <m:t>3</m:t>
+            </m:r>
+          </m:sup>
+        </m:sSup>
+        <m:sSub>
+          <m:e>
+            <m:r>
+              <m:t>P</m:t>
+            </m:r>
+          </m:e>
+          <m:sub>
+            <m:r>
+              <m:t>2</m:t>
+            </m:r>
+          </m:sub>
+        </m:sSub>
+      </m:oMath>
+      <w:r>
+        <w:rPr>
+          <w:rFonts w:ascii="Times New Roman" w:hAnsi="Times New Roman" w:eastAsia="Times New Roman" w:cs="Times New Roman"/>
+        </w:rPr>
+        <w:t xml:space="preserve">​</w:t>
       </w:r>
     </w:p>
     <w:p>
@@ -14178,13 +15739,20 @@
           <w:numId w:val="1043"/>
         </w:numPr>
       </w:pPr>
-      <w:r>
-        <w:rPr>
-          <w:rStyle w:val="VerbatimChar"/>
-          <w:rFonts w:ascii="Times New Roman" w:hAnsi="Times New Roman" w:eastAsia="Times New Roman" w:cs="Times New Roman"/>
-        </w:rPr>
-        <w:t xml:space="preserve">$d^5$</w:t>
-      </w:r>
+      <m:oMath>
+        <m:sSup>
+          <m:e>
+            <m:r>
+              <m:t>d</m:t>
+            </m:r>
+          </m:e>
+          <m:sup>
+            <m:r>
+              <m:t>5</m:t>
+            </m:r>
+          </m:sup>
+        </m:sSup>
+      </m:oMath>
       <w:r>
         <w:rPr>
           <w:rFonts w:ascii="Times New Roman" w:hAnsi="Times New Roman" w:eastAsia="Times New Roman" w:cs="Times New Roman"/>
@@ -14203,13 +15771,55 @@
         </w:rPr>
         <w:t xml:space="preserve"> </w:t>
       </w:r>
-      <w:r>
-        <w:rPr>
-          <w:rStyle w:val="VerbatimChar"/>
-          <w:rFonts w:ascii="Times New Roman" w:hAnsi="Times New Roman" w:eastAsia="Times New Roman" w:cs="Times New Roman"/>
-        </w:rPr>
-        <w:t xml:space="preserve">$\rightarrow {^6S_{5/2}}$</w:t>
-      </w:r>
+      <m:oMath>
+        <m:oMathPr>
+          <m:ctrlPr>
+            <w:rPr>
+              <w:sz w:val="28"/>
+              <w:szCs w:val="28"/>
+            </w:rPr>
+          </m:ctrlPr>
+        </m:oMathPr>
+        <m:r>
+          <m:rPr>
+            <m:sty m:val="p"/>
+          </m:rPr>
+          <m:t>→</m:t>
+        </m:r>
+        <m:sSup>
+          <m:e>
+            <m:r>
+              <m:t>​</m:t>
+            </m:r>
+          </m:e>
+          <m:sup>
+            <m:r>
+              <m:t>6</m:t>
+            </m:r>
+          </m:sup>
+        </m:sSup>
+        <m:sSub>
+          <m:e>
+            <m:r>
+              <m:t>S</m:t>
+            </m:r>
+          </m:e>
+          <m:sub>
+            <m:r>
+              <m:t>5</m:t>
+            </m:r>
+            <m:r>
+              <m:rPr>
+                <m:sty m:val="p"/>
+              </m:rPr>
+              <m:t>/</m:t>
+            </m:r>
+            <m:r>
+              <m:t>2</m:t>
+            </m:r>
+          </m:sub>
+        </m:sSub>
+      </m:oMath>
     </w:p>
     <w:p>
       <w:pPr>
@@ -14247,13 +15857,94 @@
         </w:rPr>
         <w:t xml:space="preserve"> </w:t>
       </w:r>
-      <w:r>
-        <w:rPr>
-          <w:rStyle w:val="VerbatimChar"/>
-          <w:rFonts w:ascii="Times New Roman" w:hAnsi="Times New Roman" w:eastAsia="Times New Roman" w:cs="Times New Roman"/>
-        </w:rPr>
-        <w:t xml:space="preserve">$^3P_0 &lt; ^3P_1 &lt; ^3P_2$</w:t>
-      </w:r>
+      <m:oMath>
+        <m:oMathPr>
+          <m:ctrlPr>
+            <w:rPr>
+              <w:sz w:val="28"/>
+              <w:szCs w:val="28"/>
+            </w:rPr>
+          </m:ctrlPr>
+        </m:oMathPr>
+        <m:sSup>
+          <m:e>
+            <m:r>
+              <m:t>​</m:t>
+            </m:r>
+          </m:e>
+          <m:sup>
+            <m:r>
+              <m:t>3</m:t>
+            </m:r>
+          </m:sup>
+        </m:sSup>
+        <m:sSub>
+          <m:e>
+            <m:r>
+              <m:t>P</m:t>
+            </m:r>
+          </m:e>
+          <m:sub>
+            <m:r>
+              <m:t>0</m:t>
+            </m:r>
+          </m:sub>
+        </m:sSub>
+        <m:sSup>
+          <m:e>
+            <m:r>
+              <m:rPr>
+                <m:sty m:val="p"/>
+              </m:rPr>
+              <m:t>&lt;</m:t>
+            </m:r>
+          </m:e>
+          <m:sup>
+            <m:r>
+              <m:t>3</m:t>
+            </m:r>
+          </m:sup>
+        </m:sSup>
+        <m:sSub>
+          <m:e>
+            <m:r>
+              <m:t>P</m:t>
+            </m:r>
+          </m:e>
+          <m:sub>
+            <m:r>
+              <m:t>1</m:t>
+            </m:r>
+          </m:sub>
+        </m:sSub>
+        <m:sSup>
+          <m:e>
+            <m:r>
+              <m:rPr>
+                <m:sty m:val="p"/>
+              </m:rPr>
+              <m:t>&lt;</m:t>
+            </m:r>
+          </m:e>
+          <m:sup>
+            <m:r>
+              <m:t>3</m:t>
+            </m:r>
+          </m:sup>
+        </m:sSup>
+        <m:sSub>
+          <m:e>
+            <m:r>
+              <m:t>P</m:t>
+            </m:r>
+          </m:e>
+          <m:sub>
+            <m:r>
+              <m:t>2</m:t>
+            </m:r>
+          </m:sub>
+        </m:sSub>
+      </m:oMath>
       <w:r>
         <w:rPr>
           <w:rFonts w:hint="eastAsia" w:ascii="Times New Roman" w:hAnsi="Times New Roman" w:eastAsia="Times New Roman" w:cs="Times New Roman"/>
@@ -14278,13 +15969,94 @@
         </w:rPr>
         <w:t xml:space="preserve"> </w:t>
       </w:r>
-      <w:r>
-        <w:rPr>
-          <w:rStyle w:val="VerbatimChar"/>
-          <w:rFonts w:ascii="Times New Roman" w:hAnsi="Times New Roman" w:eastAsia="Times New Roman" w:cs="Times New Roman"/>
-        </w:rPr>
-        <w:t xml:space="preserve">$^3P_2 &lt; ^3P_1 &lt; ^3P_0$</w:t>
-      </w:r>
+      <m:oMath>
+        <m:oMathPr>
+          <m:ctrlPr>
+            <w:rPr>
+              <w:sz w:val="28"/>
+              <w:szCs w:val="28"/>
+            </w:rPr>
+          </m:ctrlPr>
+        </m:oMathPr>
+        <m:sSup>
+          <m:e>
+            <m:r>
+              <m:t>​</m:t>
+            </m:r>
+          </m:e>
+          <m:sup>
+            <m:r>
+              <m:t>3</m:t>
+            </m:r>
+          </m:sup>
+        </m:sSup>
+        <m:sSub>
+          <m:e>
+            <m:r>
+              <m:t>P</m:t>
+            </m:r>
+          </m:e>
+          <m:sub>
+            <m:r>
+              <m:t>2</m:t>
+            </m:r>
+          </m:sub>
+        </m:sSub>
+        <m:sSup>
+          <m:e>
+            <m:r>
+              <m:rPr>
+                <m:sty m:val="p"/>
+              </m:rPr>
+              <m:t>&lt;</m:t>
+            </m:r>
+          </m:e>
+          <m:sup>
+            <m:r>
+              <m:t>3</m:t>
+            </m:r>
+          </m:sup>
+        </m:sSup>
+        <m:sSub>
+          <m:e>
+            <m:r>
+              <m:t>P</m:t>
+            </m:r>
+          </m:e>
+          <m:sub>
+            <m:r>
+              <m:t>1</m:t>
+            </m:r>
+          </m:sub>
+        </m:sSub>
+        <m:sSup>
+          <m:e>
+            <m:r>
+              <m:rPr>
+                <m:sty m:val="p"/>
+              </m:rPr>
+              <m:t>&lt;</m:t>
+            </m:r>
+          </m:e>
+          <m:sup>
+            <m:r>
+              <m:t>3</m:t>
+            </m:r>
+          </m:sup>
+        </m:sSup>
+        <m:sSub>
+          <m:e>
+            <m:r>
+              <m:t>P</m:t>
+            </m:r>
+          </m:e>
+          <m:sub>
+            <m:r>
+              <m:t>0</m:t>
+            </m:r>
+          </m:sub>
+        </m:sSub>
+      </m:oMath>
       <w:r>
         <w:rPr>
           <w:rFonts w:hint="eastAsia" w:ascii="Times New Roman" w:hAnsi="Times New Roman" w:eastAsia="Times New Roman" w:cs="Times New Roman"/>
@@ -14303,13 +16075,23 @@
         </w:rPr>
         <w:t xml:space="preserve"> </w:t>
       </w:r>
-      <w:r>
-        <w:rPr>
-          <w:rStyle w:val="VerbatimChar"/>
-          <w:rFonts w:ascii="Times New Roman" w:hAnsi="Times New Roman" w:eastAsia="Times New Roman" w:cs="Times New Roman"/>
-        </w:rPr>
-        <w:t xml:space="preserve">$^3P$</w:t>
-      </w:r>
+      <m:oMath>
+        <m:sSup>
+          <m:e>
+            <m:r>
+              <m:t>​</m:t>
+            </m:r>
+          </m:e>
+          <m:sup>
+            <m:r>
+              <m:t>3</m:t>
+            </m:r>
+          </m:sup>
+        </m:sSup>
+        <m:r>
+          <m:t>P</m:t>
+        </m:r>
+      </m:oMath>
       <w:r>
         <w:rPr>
           <w:rFonts w:hint="eastAsia" w:ascii="Times New Roman" w:hAnsi="Times New Roman" w:eastAsia="Times New Roman" w:cs="Times New Roman"/>
@@ -14370,13 +16152,11 @@
         </w:rPr>
         <w:t xml:space="preserve"> </w:t>
       </w:r>
-      <w:r>
-        <w:rPr>
-          <w:rStyle w:val="VerbatimChar"/>
-          <w:rFonts w:ascii="Times New Roman" w:hAnsi="Times New Roman" w:eastAsia="Times New Roman" w:cs="Times New Roman"/>
-        </w:rPr>
-        <w:t xml:space="preserve">$J$</w:t>
-      </w:r>
+      <m:oMath>
+        <m:r>
+          <m:t>J</m:t>
+        </m:r>
+      </m:oMath>
       <w:r>
         <w:rPr>
           <w:rFonts w:ascii="Times New Roman" w:hAnsi="Times New Roman" w:eastAsia="Times New Roman" w:cs="Times New Roman"/>
@@ -15082,13 +16862,23 @@
         </w:rPr>
         <w:t xml:space="preserve"> </w:t>
       </w:r>
-      <w:r>
-        <w:rPr>
-          <w:rStyle w:val="VerbatimChar"/>
-          <w:rFonts w:ascii="Times New Roman" w:hAnsi="Times New Roman" w:eastAsia="Times New Roman" w:cs="Times New Roman"/>
-        </w:rPr>
-        <w:t xml:space="preserve">$ns^2$</w:t>
-      </w:r>
+      <m:oMath>
+        <m:r>
+          <m:t>n</m:t>
+        </m:r>
+        <m:sSup>
+          <m:e>
+            <m:r>
+              <m:t>s</m:t>
+            </m:r>
+          </m:e>
+          <m:sup>
+            <m:r>
+              <m:t>2</m:t>
+            </m:r>
+          </m:sup>
+        </m:sSup>
+      </m:oMath>
       <w:r>
         <w:rPr>
           <w:rFonts w:ascii="Times New Roman" w:hAnsi="Times New Roman" w:eastAsia="Times New Roman" w:cs="Times New Roman"/>

--- a/06-学生侧材料/讲义/结构化学/原子结构/原子结构补充-超级充实版（自学完整）.docx
+++ b/06-学生侧材料/讲义/结构化学/原子结构/原子结构补充-超级充实版（自学完整）.docx
@@ -18690,7 +18690,7 @@
     <ns0:name ns0:val="Verbatim Char"/>
     <ns0:basedOn ns0:val="BodyTextChar"/>
     <ns0:rPr>
-      <ns0:rFonts ns0:ascii="Times New Roman" ns0:cs="Times New Roman" ns0:eastAsia="FangSong" ns0:hAnsi="Times New Roman"/>
+      <ns0:rFonts ns0:ascii="SimSun" ns0:hAnsi="SimSun" ns0:eastAsia="SimSun" ns0:cs="SimSun"/>
       <ns0:b ns0:val="0"/>
       <ns0:sz ns0:val="20"/>
     </ns0:rPr>
@@ -18760,7 +18760,7 @@
       <w:wordWrap w:val="off"/>
     </w:pPr>
     <ns0:rPr>
-      <w:rFonts ns0:ascii="Times New Roman" ns0:hAnsi="Times New Roman" ns0:eastAsia="FangSong" ns0:cs="Times New Roman"/>
+      <w:rFonts w:ascii="SimSun" w:hAnsi="SimSun" w:eastAsia="SimSun" w:cs="SimSun"/>
     </ns0:rPr>
   </w:style>
   <w:style w:type="character" w:customStyle="1" w:styleId="KeywordTok">
